--- a/Calendario2026/Ejercicios/6_Subredes/Ejercicio6_VLSM.docx
+++ b/Calendario2026/Ejercicios/6_Subredes/Ejercicio6_VLSM.docx
@@ -1,6 +1,6 @@
 
 <file path=word/document.xml><?xml version="1.0" encoding="utf-8"?>
-<w:document xmlns:wpc="http://schemas.microsoft.com/office/word/2010/wordprocessingCanvas" xmlns:cx="http://schemas.microsoft.com/office/drawing/2014/chartex" xmlns:cx1="http://schemas.microsoft.com/office/drawing/2015/9/8/chartex" xmlns:cx2="http://schemas.microsoft.com/office/drawing/2015/10/21/chartex" xmlns:cx3="http://schemas.microsoft.com/office/drawing/2016/5/9/chartex" xmlns:cx4="http://schemas.microsoft.com/office/drawing/2016/5/10/chartex" xmlns:cx5="http://schemas.microsoft.com/office/drawing/2016/5/11/chartex" xmlns:cx6="http://schemas.microsoft.com/office/drawing/2016/5/12/chartex" xmlns:cx7="http://schemas.microsoft.com/office/drawing/2016/5/13/chartex" xmlns:cx8="http://schemas.microsoft.com/office/drawing/2016/5/14/chartex" xmlns:mc="http://schemas.openxmlformats.org/markup-compatibility/2006" xmlns:aink="http://schemas.microsoft.com/office/drawing/2016/ink" xmlns:am3d="http://schemas.microsoft.com/office/drawing/2017/model3d" xmlns:o="urn:schemas-microsoft-com:office:office" xmlns:oel="http://schemas.microsoft.com/office/2019/extlst" xmlns:r="http://schemas.openxmlformats.org/officeDocument/2006/relationships" xmlns:m="http://schemas.openxmlformats.org/officeDocument/2006/math" xmlns:v="urn:schemas-microsoft-com:vml" xmlns:wp14="http://schemas.microsoft.com/office/word/2010/wordprocessingDrawing" xmlns:wp="http://schemas.openxmlformats.org/drawingml/2006/wordprocessingDrawing" xmlns:w10="urn:schemas-microsoft-com:office:word" xmlns:w="http://schemas.openxmlformats.org/wordprocessingml/2006/main" xmlns:w14="http://schemas.microsoft.com/office/word/2010/wordml" xmlns:w15="http://schemas.microsoft.com/office/word/2012/wordml" xmlns:w16cex="http://schemas.microsoft.com/office/word/2018/wordml/cex" xmlns:w16cid="http://schemas.microsoft.com/office/word/2016/wordml/cid" xmlns:w16="http://schemas.microsoft.com/office/word/2018/wordml" xmlns:w16sdtdh="http://schemas.microsoft.com/office/word/2020/wordml/sdtdatahash" xmlns:w16se="http://schemas.microsoft.com/office/word/2015/wordml/symex" xmlns:wpg="http://schemas.microsoft.com/office/word/2010/wordprocessingGroup" xmlns:wpi="http://schemas.microsoft.com/office/word/2010/wordprocessingInk" xmlns:wne="http://schemas.microsoft.com/office/word/2006/wordml" xmlns:wps="http://schemas.microsoft.com/office/word/2010/wordprocessingShape" mc:Ignorable="w14 w15 w16se w16cid w16 w16cex w16sdtdh wp14">
+<w:document xmlns:wpc="http://schemas.microsoft.com/office/word/2010/wordprocessingCanvas" xmlns:cx="http://schemas.microsoft.com/office/drawing/2014/chartex" xmlns:cx1="http://schemas.microsoft.com/office/drawing/2015/9/8/chartex" xmlns:cx2="http://schemas.microsoft.com/office/drawing/2015/10/21/chartex" xmlns:cx3="http://schemas.microsoft.com/office/drawing/2016/5/9/chartex" xmlns:cx4="http://schemas.microsoft.com/office/drawing/2016/5/10/chartex" xmlns:cx5="http://schemas.microsoft.com/office/drawing/2016/5/11/chartex" xmlns:cx6="http://schemas.microsoft.com/office/drawing/2016/5/12/chartex" xmlns:cx7="http://schemas.microsoft.com/office/drawing/2016/5/13/chartex" xmlns:cx8="http://schemas.microsoft.com/office/drawing/2016/5/14/chartex" xmlns:mc="http://schemas.openxmlformats.org/markup-compatibility/2006" xmlns:aink="http://schemas.microsoft.com/office/drawing/2016/ink" xmlns:am3d="http://schemas.microsoft.com/office/drawing/2017/model3d" xmlns:o="urn:schemas-microsoft-com:office:office" xmlns:oel="http://schemas.microsoft.com/office/2019/extlst" xmlns:r="http://schemas.openxmlformats.org/officeDocument/2006/relationships" xmlns:m="http://schemas.openxmlformats.org/officeDocument/2006/math" xmlns:v="urn:schemas-microsoft-com:vml" xmlns:wp14="http://schemas.microsoft.com/office/word/2010/wordprocessingDrawing" xmlns:wp="http://schemas.openxmlformats.org/drawingml/2006/wordprocessingDrawing" xmlns:w10="urn:schemas-microsoft-com:office:word" xmlns:w="http://schemas.openxmlformats.org/wordprocessingml/2006/main" xmlns:w14="http://schemas.microsoft.com/office/word/2010/wordml" xmlns:w15="http://schemas.microsoft.com/office/word/2012/wordml" xmlns:w16cex="http://schemas.microsoft.com/office/word/2018/wordml/cex" xmlns:w16cid="http://schemas.microsoft.com/office/word/2016/wordml/cid" xmlns:w16="http://schemas.microsoft.com/office/word/2018/wordml" xmlns:w16du="http://schemas.microsoft.com/office/word/2023/wordml/word16du" xmlns:w16sdtdh="http://schemas.microsoft.com/office/word/2020/wordml/sdtdatahash" xmlns:w16sdtfl="http://schemas.microsoft.com/office/word/2024/wordml/sdtformatlock" xmlns:w16se="http://schemas.microsoft.com/office/word/2015/wordml/symex" xmlns:wpg="http://schemas.microsoft.com/office/word/2010/wordprocessingGroup" xmlns:wpi="http://schemas.microsoft.com/office/word/2010/wordprocessingInk" xmlns:wne="http://schemas.microsoft.com/office/word/2006/wordml" xmlns:wps="http://schemas.microsoft.com/office/word/2010/wordprocessingShape" mc:Ignorable="w14 w15 w16se w16cid w16 w16cex w16sdtdh w16sdtfl w16du wp14">
   <w:body>
     <w:p>
       <w:pPr>
@@ -169,7 +169,7 @@
                                     </pic:cNvPicPr>
                                   </pic:nvPicPr>
                                   <pic:blipFill>
-                                    <a:blip r:embed="rId8">
+                                    <a:blip r:embed="rId7">
                                       <a:extLst>
                                         <a:ext uri="{28A0092B-C50C-407E-A947-70E740481C1C}">
                                           <a14:useLocalDpi xmlns:a14="http://schemas.microsoft.com/office/drawing/2010/main" val="0"/>
@@ -209,8 +209,13 @@
         </mc:AlternateContent>
       </w:r>
       <w:r>
-        <w:t>Instituto Tecnoló</w:t>
-      </w:r>
+        <w:t xml:space="preserve">Instituto </w:t>
+      </w:r>
+      <w:proofErr w:type="spellStart"/>
+      <w:r>
+        <w:t>Tecnoló</w:t>
+      </w:r>
+      <w:proofErr w:type="spellEnd"/>
     </w:p>
     <w:p>
       <w:pPr>
@@ -262,7 +267,7 @@
     </w:p>
     <w:p>
       <w:pPr>
-        <w:pStyle w:val="BodyText"/>
+        <w:pStyle w:val="Textoindependiente"/>
         <w:tabs>
           <w:tab w:val="left" w:pos="345"/>
         </w:tabs>
@@ -278,7 +283,7 @@
     </w:p>
     <w:p>
       <w:pPr>
-        <w:pStyle w:val="BodyText"/>
+        <w:pStyle w:val="Textoindependiente"/>
         <w:tabs>
           <w:tab w:val="left" w:pos="345"/>
         </w:tabs>
@@ -293,23 +298,103 @@
       </w:pPr>
       <w:r>
         <w:rPr>
+          <w:rFonts w:ascii="Arial" w:hAnsi="Arial" w:cs="Arial"/>
+          <w:sz w:val="20"/>
+          <w:szCs w:val="20"/>
+        </w:rPr>
+        <w:t xml:space="preserve">Utiliza la dirección de IPv4 </w:t>
+      </w:r>
+      <w:r>
+        <w:rPr>
+          <w:rFonts w:ascii="Arial" w:hAnsi="Arial" w:cs="Arial"/>
+          <w:b/>
+          <w:bCs/>
+        </w:rPr>
+        <w:t>1</w:t>
+      </w:r>
+      <w:r>
+        <w:rPr>
+          <w:rFonts w:ascii="Arial" w:hAnsi="Arial" w:cs="Arial"/>
+          <w:b/>
+          <w:bCs/>
+        </w:rPr>
+        <w:t>7</w:t>
+      </w:r>
+      <w:r>
+        <w:rPr>
+          <w:rFonts w:ascii="Arial" w:hAnsi="Arial" w:cs="Arial"/>
+          <w:b/>
+          <w:bCs/>
+        </w:rPr>
+        <w:t>5.8.</w:t>
+      </w:r>
+      <w:r>
+        <w:rPr>
+          <w:rFonts w:ascii="Arial" w:hAnsi="Arial" w:cs="Arial"/>
+          <w:b/>
+          <w:bCs/>
+        </w:rPr>
+        <w:t>64</w:t>
+      </w:r>
+      <w:r>
+        <w:rPr>
+          <w:rFonts w:ascii="Arial" w:hAnsi="Arial" w:cs="Arial"/>
+          <w:b/>
+          <w:bCs/>
+        </w:rPr>
+        <w:t>.0 /</w:t>
+      </w:r>
+      <w:r>
+        <w:rPr>
+          <w:rFonts w:ascii="Arial" w:hAnsi="Arial" w:cs="Arial"/>
+          <w:b/>
+          <w:bCs/>
+        </w:rPr>
+        <w:t xml:space="preserve">18 </w:t>
+      </w:r>
+      <w:r>
+        <w:rPr>
+          <w:rFonts w:ascii="Arial" w:hAnsi="Arial" w:cs="Arial"/>
+          <w:sz w:val="20"/>
+          <w:szCs w:val="20"/>
+        </w:rPr>
+        <w:t>para diseñar un esquema de direccionamiento de máscaras de longitud variable (VLSM) que de servicio a esta red con restricciones de conectividad.</w:t>
+      </w:r>
+    </w:p>
+    <w:p>
+      <w:pPr>
+        <w:pStyle w:val="Textoindependiente"/>
+        <w:tabs>
+          <w:tab w:val="left" w:pos="345"/>
+        </w:tabs>
+        <w:spacing w:line="360" w:lineRule="auto"/>
+        <w:ind w:left="0" w:right="117"/>
+        <w:jc w:val="both"/>
+        <w:rPr>
+          <w:rFonts w:ascii="Arial" w:hAnsi="Arial" w:cs="Arial"/>
+          <w:sz w:val="20"/>
+          <w:szCs w:val="20"/>
+        </w:rPr>
+      </w:pPr>
+      <w:r>
+        <w:rPr>
           <w:noProof/>
         </w:rPr>
         <mc:AlternateContent>
           <mc:Choice Requires="wps">
             <w:drawing>
-              <wp:anchor distT="0" distB="0" distL="114300" distR="114300" simplePos="0" relativeHeight="251710464" behindDoc="0" locked="0" layoutInCell="1" allowOverlap="1" wp14:anchorId="43BDDEEF" wp14:editId="3E173751">
+              <wp:anchor distT="0" distB="0" distL="114300" distR="114300" simplePos="0" relativeHeight="251701760" behindDoc="0" locked="0" layoutInCell="1" allowOverlap="1" wp14:anchorId="26A62661" wp14:editId="7754CF5C">
                 <wp:simplePos x="0" y="0"/>
                 <wp:positionH relativeFrom="column">
-                  <wp:posOffset>4436110</wp:posOffset>
+                  <wp:posOffset>2647950</wp:posOffset>
                 </wp:positionH>
                 <wp:positionV relativeFrom="paragraph">
-                  <wp:posOffset>469900</wp:posOffset>
+                  <wp:posOffset>4211955</wp:posOffset>
                 </wp:positionV>
-                <wp:extent cx="944880" cy="338455"/>
-                <wp:effectExtent l="0" t="0" r="26670" b="23495"/>
+                <wp:extent cx="1457325" cy="409575"/>
+                <wp:effectExtent l="0" t="0" r="28575" b="28575"/>
                 <wp:wrapNone/>
-                <wp:docPr id="1" name="Cuadro de texto 2"/>
+                <wp:docPr id="27" name="Cuadro de texto 2"/>
                 <wp:cNvGraphicFramePr>
                   <a:graphicFrameLocks xmlns:a="http://schemas.openxmlformats.org/drawingml/2006/main"/>
                 </wp:cNvGraphicFramePr>
@@ -322,7 +407,7 @@
                       <wps:spPr bwMode="auto">
                         <a:xfrm>
                           <a:off x="0" y="0"/>
-                          <a:ext cx="944880" cy="338455"/>
+                          <a:ext cx="1457325" cy="409575"/>
                         </a:xfrm>
                         <a:prstGeom prst="rect">
                           <a:avLst/>
@@ -375,7 +460,7 @@
           </mc:Choice>
           <mc:Fallback>
             <w:pict>
-              <v:shape w14:anchorId="43BDDEEF" id="Cuadro de texto 2" o:spid="_x0000_s1027" type="#_x0000_t202" style="position:absolute;left:0;text-align:left;margin-left:349.3pt;margin-top:37pt;width:74.4pt;height:26.65pt;z-index:251710464;visibility:visible;mso-wrap-style:square;mso-width-percent:0;mso-height-percent:0;mso-wrap-distance-left:9pt;mso-wrap-distance-top:0;mso-wrap-distance-right:9pt;mso-wrap-distance-bottom:0;mso-position-horizontal:absolute;mso-position-horizontal-relative:text;mso-position-vertical:absolute;mso-position-vertical-relative:text;mso-width-percent:0;mso-height-percent:0;mso-width-relative:margin;mso-height-relative:margin;v-text-anchor:top" o:gfxdata="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">
+              <v:shape w14:anchorId="26A62661" id="Cuadro de texto 2" o:spid="_x0000_s1027" type="#_x0000_t202" style="position:absolute;left:0;text-align:left;margin-left:208.5pt;margin-top:331.65pt;width:114.75pt;height:32.25pt;z-index:251701760;visibility:visible;mso-wrap-style:square;mso-width-percent:0;mso-height-percent:0;mso-wrap-distance-left:9pt;mso-wrap-distance-top:0;mso-wrap-distance-right:9pt;mso-wrap-distance-bottom:0;mso-position-horizontal:absolute;mso-position-horizontal-relative:text;mso-position-vertical:absolute;mso-position-vertical-relative:text;mso-width-percent:0;mso-height-percent:0;mso-width-relative:margin;mso-height-relative:margin;v-text-anchor:top" o:gfxdata="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">
                 <v:textbox>
                   <w:txbxContent>
                     <w:p>
@@ -402,103 +487,23 @@
       </w:r>
       <w:r>
         <w:rPr>
-          <w:rFonts w:ascii="Arial" w:hAnsi="Arial" w:cs="Arial"/>
-          <w:sz w:val="20"/>
-          <w:szCs w:val="20"/>
-        </w:rPr>
-        <w:t xml:space="preserve">Utiliza la dirección de IPv4 </w:t>
-      </w:r>
-      <w:r>
-        <w:rPr>
-          <w:rFonts w:ascii="Arial" w:hAnsi="Arial" w:cs="Arial"/>
-          <w:b/>
-          <w:bCs/>
-        </w:rPr>
-        <w:t>1</w:t>
-      </w:r>
-      <w:r>
-        <w:rPr>
-          <w:rFonts w:ascii="Arial" w:hAnsi="Arial" w:cs="Arial"/>
-          <w:b/>
-          <w:bCs/>
-        </w:rPr>
-        <w:t>7</w:t>
-      </w:r>
-      <w:r>
-        <w:rPr>
-          <w:rFonts w:ascii="Arial" w:hAnsi="Arial" w:cs="Arial"/>
-          <w:b/>
-          <w:bCs/>
-        </w:rPr>
-        <w:t>5.8.</w:t>
-      </w:r>
-      <w:r>
-        <w:rPr>
-          <w:rFonts w:ascii="Arial" w:hAnsi="Arial" w:cs="Arial"/>
-          <w:b/>
-          <w:bCs/>
-        </w:rPr>
-        <w:t>64</w:t>
-      </w:r>
-      <w:r>
-        <w:rPr>
-          <w:rFonts w:ascii="Arial" w:hAnsi="Arial" w:cs="Arial"/>
-          <w:b/>
-          <w:bCs/>
-        </w:rPr>
-        <w:t>.0 /</w:t>
-      </w:r>
-      <w:r>
-        <w:rPr>
-          <w:rFonts w:ascii="Arial" w:hAnsi="Arial" w:cs="Arial"/>
-          <w:b/>
-          <w:bCs/>
-        </w:rPr>
-        <w:t xml:space="preserve">18 </w:t>
-      </w:r>
-      <w:r>
-        <w:rPr>
-          <w:rFonts w:ascii="Arial" w:hAnsi="Arial" w:cs="Arial"/>
-          <w:sz w:val="20"/>
-          <w:szCs w:val="20"/>
-        </w:rPr>
-        <w:t>para diseñar un esquema de direccionamiento de máscaras de longitud variable (VLSM) que de servicio a esta red con restricciones de conectividad.</w:t>
-      </w:r>
-    </w:p>
-    <w:p>
-      <w:pPr>
-        <w:pStyle w:val="BodyText"/>
-        <w:tabs>
-          <w:tab w:val="left" w:pos="345"/>
-        </w:tabs>
-        <w:spacing w:line="360" w:lineRule="auto"/>
-        <w:ind w:left="0" w:right="117"/>
-        <w:jc w:val="both"/>
-        <w:rPr>
-          <w:rFonts w:ascii="Arial" w:hAnsi="Arial" w:cs="Arial"/>
-          <w:sz w:val="20"/>
-          <w:szCs w:val="20"/>
-        </w:rPr>
-      </w:pPr>
-      <w:r>
-        <w:rPr>
           <w:noProof/>
         </w:rPr>
         <mc:AlternateContent>
           <mc:Choice Requires="wps">
             <w:drawing>
-              <wp:anchor distT="0" distB="0" distL="114300" distR="114300" simplePos="0" relativeHeight="251708416" behindDoc="0" locked="0" layoutInCell="1" allowOverlap="1" wp14:anchorId="26A62661" wp14:editId="6F1CAAEA">
+              <wp:anchor distT="0" distB="0" distL="114300" distR="114300" simplePos="0" relativeHeight="251719168" behindDoc="0" locked="0" layoutInCell="1" allowOverlap="1" wp14:anchorId="43BDDEEF" wp14:editId="4F5BC35D">
                 <wp:simplePos x="0" y="0"/>
                 <wp:positionH relativeFrom="column">
-                  <wp:posOffset>2696210</wp:posOffset>
+                  <wp:posOffset>4229100</wp:posOffset>
                 </wp:positionH>
                 <wp:positionV relativeFrom="paragraph">
-                  <wp:posOffset>4247515</wp:posOffset>
+                  <wp:posOffset>11430</wp:posOffset>
                 </wp:positionV>
-                <wp:extent cx="902970" cy="318770"/>
-                <wp:effectExtent l="0" t="0" r="11430" b="24130"/>
+                <wp:extent cx="1352022" cy="338455"/>
+                <wp:effectExtent l="0" t="0" r="19685" b="23495"/>
                 <wp:wrapNone/>
-                <wp:docPr id="27" name="Cuadro de texto 2"/>
+                <wp:docPr id="1" name="Cuadro de texto 2"/>
                 <wp:cNvGraphicFramePr>
                   <a:graphicFrameLocks xmlns:a="http://schemas.openxmlformats.org/drawingml/2006/main"/>
                 </wp:cNvGraphicFramePr>
@@ -511,7 +516,7 @@
                       <wps:spPr bwMode="auto">
                         <a:xfrm>
                           <a:off x="0" y="0"/>
-                          <a:ext cx="902970" cy="318770"/>
+                          <a:ext cx="1352022" cy="338455"/>
                         </a:xfrm>
                         <a:prstGeom prst="rect">
                           <a:avLst/>
@@ -564,7 +569,7 @@
           </mc:Choice>
           <mc:Fallback>
             <w:pict>
-              <v:shape w14:anchorId="26A62661" id="_x0000_s1028" type="#_x0000_t202" style="position:absolute;left:0;text-align:left;margin-left:212.3pt;margin-top:334.45pt;width:71.1pt;height:25.1pt;z-index:251708416;visibility:visible;mso-wrap-style:square;mso-width-percent:0;mso-height-percent:0;mso-wrap-distance-left:9pt;mso-wrap-distance-top:0;mso-wrap-distance-right:9pt;mso-wrap-distance-bottom:0;mso-position-horizontal:absolute;mso-position-horizontal-relative:text;mso-position-vertical:absolute;mso-position-vertical-relative:text;mso-width-percent:0;mso-height-percent:0;mso-width-relative:margin;mso-height-relative:margin;v-text-anchor:top" o:gfxdata="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">
+              <v:shape w14:anchorId="43BDDEEF" id="_x0000_s1028" type="#_x0000_t202" style="position:absolute;left:0;text-align:left;margin-left:333pt;margin-top:.9pt;width:106.45pt;height:26.65pt;z-index:251719168;visibility:visible;mso-wrap-style:square;mso-width-percent:0;mso-height-percent:0;mso-wrap-distance-left:9pt;mso-wrap-distance-top:0;mso-wrap-distance-right:9pt;mso-wrap-distance-bottom:0;mso-position-horizontal:absolute;mso-position-horizontal-relative:text;mso-position-vertical:absolute;mso-position-vertical-relative:text;mso-width-percent:0;mso-height-percent:0;mso-width-relative:margin;mso-height-relative:margin;v-text-anchor:top" o:gfxdata="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">
                 <v:textbox>
                   <w:txbxContent>
                     <w:p>
@@ -596,18 +601,18 @@
         <mc:AlternateContent>
           <mc:Choice Requires="wps">
             <w:drawing>
-              <wp:anchor distT="0" distB="0" distL="114300" distR="114300" simplePos="0" relativeHeight="251706368" behindDoc="0" locked="0" layoutInCell="1" allowOverlap="1" wp14:anchorId="7ED9833F" wp14:editId="7811B708">
+              <wp:anchor distT="0" distB="0" distL="114300" distR="114300" simplePos="0" relativeHeight="251656704" behindDoc="0" locked="0" layoutInCell="1" allowOverlap="1" wp14:anchorId="5CF42D78" wp14:editId="66987902">
                 <wp:simplePos x="0" y="0"/>
                 <wp:positionH relativeFrom="column">
-                  <wp:posOffset>1649730</wp:posOffset>
+                  <wp:posOffset>5829300</wp:posOffset>
                 </wp:positionH>
                 <wp:positionV relativeFrom="paragraph">
-                  <wp:posOffset>4258945</wp:posOffset>
+                  <wp:posOffset>1642110</wp:posOffset>
                 </wp:positionV>
-                <wp:extent cx="814705" cy="307975"/>
-                <wp:effectExtent l="0" t="0" r="23495" b="15875"/>
+                <wp:extent cx="1428115" cy="333375"/>
+                <wp:effectExtent l="0" t="0" r="19685" b="28575"/>
                 <wp:wrapNone/>
-                <wp:docPr id="26" name="Cuadro de texto 2"/>
+                <wp:docPr id="22" name="Cuadro de texto 2"/>
                 <wp:cNvGraphicFramePr>
                   <a:graphicFrameLocks xmlns:a="http://schemas.openxmlformats.org/drawingml/2006/main"/>
                 </wp:cNvGraphicFramePr>
@@ -620,7 +625,7 @@
                       <wps:spPr bwMode="auto">
                         <a:xfrm>
                           <a:off x="0" y="0"/>
-                          <a:ext cx="814705" cy="307975"/>
+                          <a:ext cx="1428115" cy="333375"/>
                         </a:xfrm>
                         <a:prstGeom prst="rect">
                           <a:avLst/>
@@ -673,7 +678,7 @@
           </mc:Choice>
           <mc:Fallback>
             <w:pict>
-              <v:shape w14:anchorId="7ED9833F" id="_x0000_s1029" type="#_x0000_t202" style="position:absolute;left:0;text-align:left;margin-left:129.9pt;margin-top:335.35pt;width:64.15pt;height:24.25pt;z-index:251706368;visibility:visible;mso-wrap-style:square;mso-width-percent:0;mso-height-percent:0;mso-wrap-distance-left:9pt;mso-wrap-distance-top:0;mso-wrap-distance-right:9pt;mso-wrap-distance-bottom:0;mso-position-horizontal:absolute;mso-position-horizontal-relative:text;mso-position-vertical:absolute;mso-position-vertical-relative:text;mso-width-percent:0;mso-height-percent:0;mso-width-relative:margin;mso-height-relative:margin;v-text-anchor:top" o:gfxdata="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">
+              <v:shape w14:anchorId="5CF42D78" id="_x0000_s1029" type="#_x0000_t202" style="position:absolute;left:0;text-align:left;margin-left:459pt;margin-top:129.3pt;width:112.45pt;height:26.25pt;z-index:251656704;visibility:visible;mso-wrap-style:square;mso-width-percent:0;mso-height-percent:0;mso-wrap-distance-left:9pt;mso-wrap-distance-top:0;mso-wrap-distance-right:9pt;mso-wrap-distance-bottom:0;mso-position-horizontal:absolute;mso-position-horizontal-relative:text;mso-position-vertical:absolute;mso-position-vertical-relative:text;mso-width-percent:0;mso-height-percent:0;mso-width-relative:margin;mso-height-relative:margin;v-text-anchor:top" o:gfxdata="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">
                 <v:textbox>
                   <w:txbxContent>
                     <w:p>
@@ -705,16 +710,16 @@
         <mc:AlternateContent>
           <mc:Choice Requires="wps">
             <w:drawing>
-              <wp:anchor distT="0" distB="0" distL="114300" distR="114300" simplePos="0" relativeHeight="251704320" behindDoc="0" locked="0" layoutInCell="1" allowOverlap="1" wp14:anchorId="0F34F05F" wp14:editId="663C848C">
+              <wp:anchor distT="0" distB="0" distL="114300" distR="114300" simplePos="0" relativeHeight="251675136" behindDoc="0" locked="0" layoutInCell="1" allowOverlap="1" wp14:anchorId="0F34F05F" wp14:editId="7143EB69">
                 <wp:simplePos x="0" y="0"/>
                 <wp:positionH relativeFrom="column">
-                  <wp:posOffset>5847080</wp:posOffset>
+                  <wp:posOffset>5471795</wp:posOffset>
                 </wp:positionH>
                 <wp:positionV relativeFrom="paragraph">
-                  <wp:posOffset>3752850</wp:posOffset>
+                  <wp:posOffset>3751580</wp:posOffset>
                 </wp:positionV>
-                <wp:extent cx="869950" cy="264160"/>
-                <wp:effectExtent l="0" t="0" r="25400" b="21590"/>
+                <wp:extent cx="1561822" cy="273653"/>
+                <wp:effectExtent l="0" t="0" r="19685" b="12700"/>
                 <wp:wrapNone/>
                 <wp:docPr id="24" name="Cuadro de texto 2"/>
                 <wp:cNvGraphicFramePr>
@@ -729,7 +734,7 @@
                       <wps:spPr bwMode="auto">
                         <a:xfrm>
                           <a:off x="0" y="0"/>
-                          <a:ext cx="869950" cy="264160"/>
+                          <a:ext cx="1561822" cy="273653"/>
                         </a:xfrm>
                         <a:prstGeom prst="rect">
                           <a:avLst/>
@@ -782,7 +787,7 @@
           </mc:Choice>
           <mc:Fallback>
             <w:pict>
-              <v:shape w14:anchorId="0F34F05F" id="_x0000_s1030" type="#_x0000_t202" style="position:absolute;left:0;text-align:left;margin-left:460.4pt;margin-top:295.5pt;width:68.5pt;height:20.8pt;z-index:251704320;visibility:visible;mso-wrap-style:square;mso-width-percent:0;mso-height-percent:0;mso-wrap-distance-left:9pt;mso-wrap-distance-top:0;mso-wrap-distance-right:9pt;mso-wrap-distance-bottom:0;mso-position-horizontal:absolute;mso-position-horizontal-relative:text;mso-position-vertical:absolute;mso-position-vertical-relative:text;mso-width-percent:0;mso-height-percent:0;mso-width-relative:margin;mso-height-relative:margin;v-text-anchor:top" o:gfxdata="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">
+              <v:shape w14:anchorId="0F34F05F" id="_x0000_s1030" type="#_x0000_t202" style="position:absolute;left:0;text-align:left;margin-left:430.85pt;margin-top:295.4pt;width:123pt;height:21.55pt;z-index:251675136;visibility:visible;mso-wrap-style:square;mso-width-percent:0;mso-height-percent:0;mso-wrap-distance-left:9pt;mso-wrap-distance-top:0;mso-wrap-distance-right:9pt;mso-wrap-distance-bottom:0;mso-position-horizontal:absolute;mso-position-horizontal-relative:text;mso-position-vertical:absolute;mso-position-vertical-relative:text;mso-width-percent:0;mso-height-percent:0;mso-width-relative:margin;mso-height-relative:margin;v-text-anchor:top" o:gfxdata="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">
                 <v:textbox>
                   <w:txbxContent>
                     <w:p>
@@ -814,18 +819,18 @@
         <mc:AlternateContent>
           <mc:Choice Requires="wps">
             <w:drawing>
-              <wp:anchor distT="0" distB="0" distL="114300" distR="114300" simplePos="0" relativeHeight="251698176" behindDoc="0" locked="0" layoutInCell="1" allowOverlap="1" wp14:anchorId="06B1C0D3" wp14:editId="3AB5EC11">
+              <wp:anchor distT="0" distB="0" distL="114300" distR="114300" simplePos="0" relativeHeight="251687424" behindDoc="0" locked="0" layoutInCell="1" allowOverlap="1" wp14:anchorId="7ED9833F" wp14:editId="46A35AD7">
                 <wp:simplePos x="0" y="0"/>
                 <wp:positionH relativeFrom="column">
-                  <wp:posOffset>439420</wp:posOffset>
+                  <wp:posOffset>1162049</wp:posOffset>
                 </wp:positionH>
                 <wp:positionV relativeFrom="paragraph">
-                  <wp:posOffset>3369945</wp:posOffset>
+                  <wp:posOffset>4231005</wp:posOffset>
                 </wp:positionV>
-                <wp:extent cx="900430" cy="246380"/>
-                <wp:effectExtent l="0" t="0" r="13970" b="20320"/>
+                <wp:extent cx="1343025" cy="409575"/>
+                <wp:effectExtent l="0" t="0" r="28575" b="28575"/>
                 <wp:wrapNone/>
-                <wp:docPr id="9" name="Cuadro de texto 2"/>
+                <wp:docPr id="26" name="Cuadro de texto 2"/>
                 <wp:cNvGraphicFramePr>
                   <a:graphicFrameLocks xmlns:a="http://schemas.openxmlformats.org/drawingml/2006/main"/>
                 </wp:cNvGraphicFramePr>
@@ -838,7 +843,7 @@
                       <wps:spPr bwMode="auto">
                         <a:xfrm>
                           <a:off x="0" y="0"/>
-                          <a:ext cx="900430" cy="246380"/>
+                          <a:ext cx="1343025" cy="409575"/>
                         </a:xfrm>
                         <a:prstGeom prst="rect">
                           <a:avLst/>
@@ -891,7 +896,7 @@
           </mc:Choice>
           <mc:Fallback>
             <w:pict>
-              <v:shape w14:anchorId="06B1C0D3" id="_x0000_s1031" type="#_x0000_t202" style="position:absolute;left:0;text-align:left;margin-left:34.6pt;margin-top:265.35pt;width:70.9pt;height:19.4pt;z-index:251698176;visibility:visible;mso-wrap-style:square;mso-width-percent:0;mso-height-percent:0;mso-wrap-distance-left:9pt;mso-wrap-distance-top:0;mso-wrap-distance-right:9pt;mso-wrap-distance-bottom:0;mso-position-horizontal:absolute;mso-position-horizontal-relative:text;mso-position-vertical:absolute;mso-position-vertical-relative:text;mso-width-percent:0;mso-height-percent:0;mso-width-relative:margin;mso-height-relative:margin;v-text-anchor:top" o:gfxdata="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">
+              <v:shape w14:anchorId="7ED9833F" id="_x0000_s1031" type="#_x0000_t202" style="position:absolute;left:0;text-align:left;margin-left:91.5pt;margin-top:333.15pt;width:105.75pt;height:32.25pt;z-index:251687424;visibility:visible;mso-wrap-style:square;mso-width-percent:0;mso-height-percent:0;mso-wrap-distance-left:9pt;mso-wrap-distance-top:0;mso-wrap-distance-right:9pt;mso-wrap-distance-bottom:0;mso-position-horizontal:absolute;mso-position-horizontal-relative:text;mso-position-vertical:absolute;mso-position-vertical-relative:text;mso-width-percent:0;mso-height-percent:0;mso-width-relative:margin;mso-height-relative:margin;v-text-anchor:top" o:gfxdata="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">
                 <v:textbox>
                   <w:txbxContent>
                     <w:p>
@@ -923,18 +928,18 @@
         <mc:AlternateContent>
           <mc:Choice Requires="wps">
             <w:drawing>
-              <wp:anchor distT="0" distB="0" distL="114300" distR="114300" simplePos="0" relativeHeight="251680768" behindDoc="0" locked="0" layoutInCell="1" allowOverlap="1" wp14:anchorId="60BB1601" wp14:editId="702E0FA8">
+              <wp:anchor distT="0" distB="0" distL="114300" distR="114300" simplePos="0" relativeHeight="251623936" behindDoc="0" locked="0" layoutInCell="1" allowOverlap="1" wp14:anchorId="06B1C0D3" wp14:editId="182094E0">
                 <wp:simplePos x="0" y="0"/>
-                <wp:positionH relativeFrom="column">
-                  <wp:posOffset>1717675</wp:posOffset>
+                <wp:positionH relativeFrom="margin">
+                  <wp:posOffset>114300</wp:posOffset>
                 </wp:positionH>
                 <wp:positionV relativeFrom="paragraph">
-                  <wp:posOffset>2031365</wp:posOffset>
+                  <wp:posOffset>3352165</wp:posOffset>
                 </wp:positionV>
-                <wp:extent cx="1005840" cy="313055"/>
-                <wp:effectExtent l="0" t="0" r="22860" b="10795"/>
+                <wp:extent cx="1340907" cy="313699"/>
+                <wp:effectExtent l="0" t="0" r="12065" b="10160"/>
                 <wp:wrapNone/>
-                <wp:docPr id="6" name="Cuadro de texto 2"/>
+                <wp:docPr id="9" name="Cuadro de texto 2"/>
                 <wp:cNvGraphicFramePr>
                   <a:graphicFrameLocks xmlns:a="http://schemas.openxmlformats.org/drawingml/2006/main"/>
                 </wp:cNvGraphicFramePr>
@@ -947,7 +952,7 @@
                       <wps:spPr bwMode="auto">
                         <a:xfrm>
                           <a:off x="0" y="0"/>
-                          <a:ext cx="1005840" cy="313055"/>
+                          <a:ext cx="1340907" cy="313699"/>
                         </a:xfrm>
                         <a:prstGeom prst="rect">
                           <a:avLst/>
@@ -1000,7 +1005,7 @@
           </mc:Choice>
           <mc:Fallback>
             <w:pict>
-              <v:shape w14:anchorId="60BB1601" id="_x0000_s1032" type="#_x0000_t202" style="position:absolute;left:0;text-align:left;margin-left:135.25pt;margin-top:159.95pt;width:79.2pt;height:24.65pt;z-index:251680768;visibility:visible;mso-wrap-style:square;mso-width-percent:0;mso-height-percent:0;mso-wrap-distance-left:9pt;mso-wrap-distance-top:0;mso-wrap-distance-right:9pt;mso-wrap-distance-bottom:0;mso-position-horizontal:absolute;mso-position-horizontal-relative:text;mso-position-vertical:absolute;mso-position-vertical-relative:text;mso-width-percent:0;mso-height-percent:0;mso-width-relative:margin;mso-height-relative:margin;v-text-anchor:top" o:gfxdata="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">
+              <v:shape w14:anchorId="06B1C0D3" id="_x0000_s1032" type="#_x0000_t202" style="position:absolute;left:0;text-align:left;margin-left:9pt;margin-top:263.95pt;width:105.6pt;height:24.7pt;z-index:251623936;visibility:visible;mso-wrap-style:square;mso-width-percent:0;mso-height-percent:0;mso-wrap-distance-left:9pt;mso-wrap-distance-top:0;mso-wrap-distance-right:9pt;mso-wrap-distance-bottom:0;mso-position-horizontal:absolute;mso-position-horizontal-relative:margin;mso-position-vertical:absolute;mso-position-vertical-relative:text;mso-width-percent:0;mso-height-percent:0;mso-width-relative:margin;mso-height-relative:margin;v-text-anchor:top" o:gfxdata="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">
                 <v:textbox>
                   <w:txbxContent>
                     <w:p>
@@ -1020,6 +1025,7 @@
                     </w:p>
                   </w:txbxContent>
                 </v:textbox>
+                <w10:wrap anchorx="margin"/>
               </v:shape>
             </w:pict>
           </mc:Fallback>
@@ -1032,18 +1038,18 @@
         <mc:AlternateContent>
           <mc:Choice Requires="wps">
             <w:drawing>
-              <wp:anchor distT="0" distB="0" distL="114300" distR="114300" simplePos="0" relativeHeight="251700224" behindDoc="0" locked="0" layoutInCell="1" allowOverlap="1" wp14:anchorId="6031B466" wp14:editId="321B84D0">
+              <wp:anchor distT="0" distB="0" distL="114300" distR="114300" simplePos="0" relativeHeight="251611648" behindDoc="0" locked="0" layoutInCell="1" allowOverlap="1" wp14:anchorId="60BB1601" wp14:editId="429C07FF">
                 <wp:simplePos x="0" y="0"/>
                 <wp:positionH relativeFrom="column">
-                  <wp:posOffset>2840990</wp:posOffset>
+                  <wp:posOffset>1533524</wp:posOffset>
                 </wp:positionH>
                 <wp:positionV relativeFrom="paragraph">
-                  <wp:posOffset>1613535</wp:posOffset>
+                  <wp:posOffset>2011680</wp:posOffset>
                 </wp:positionV>
-                <wp:extent cx="1050925" cy="274320"/>
-                <wp:effectExtent l="0" t="0" r="15875" b="11430"/>
+                <wp:extent cx="1533525" cy="351790"/>
+                <wp:effectExtent l="0" t="0" r="28575" b="10160"/>
                 <wp:wrapNone/>
-                <wp:docPr id="20" name="Cuadro de texto 2"/>
+                <wp:docPr id="6" name="Cuadro de texto 2"/>
                 <wp:cNvGraphicFramePr>
                   <a:graphicFrameLocks xmlns:a="http://schemas.openxmlformats.org/drawingml/2006/main"/>
                 </wp:cNvGraphicFramePr>
@@ -1056,7 +1062,7 @@
                       <wps:spPr bwMode="auto">
                         <a:xfrm>
                           <a:off x="0" y="0"/>
-                          <a:ext cx="1050925" cy="274320"/>
+                          <a:ext cx="1533525" cy="351790"/>
                         </a:xfrm>
                         <a:prstGeom prst="rect">
                           <a:avLst/>
@@ -1109,7 +1115,7 @@
           </mc:Choice>
           <mc:Fallback>
             <w:pict>
-              <v:shape w14:anchorId="6031B466" id="_x0000_s1033" type="#_x0000_t202" style="position:absolute;left:0;text-align:left;margin-left:223.7pt;margin-top:127.05pt;width:82.75pt;height:21.6pt;z-index:251700224;visibility:visible;mso-wrap-style:square;mso-width-percent:0;mso-height-percent:0;mso-wrap-distance-left:9pt;mso-wrap-distance-top:0;mso-wrap-distance-right:9pt;mso-wrap-distance-bottom:0;mso-position-horizontal:absolute;mso-position-horizontal-relative:text;mso-position-vertical:absolute;mso-position-vertical-relative:text;mso-width-percent:0;mso-height-percent:0;mso-width-relative:margin;mso-height-relative:margin;v-text-anchor:top" o:gfxdata="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">
+              <v:shape w14:anchorId="60BB1601" id="_x0000_s1033" type="#_x0000_t202" style="position:absolute;left:0;text-align:left;margin-left:120.75pt;margin-top:158.4pt;width:120.75pt;height:27.7pt;z-index:251611648;visibility:visible;mso-wrap-style:square;mso-width-percent:0;mso-height-percent:0;mso-wrap-distance-left:9pt;mso-wrap-distance-top:0;mso-wrap-distance-right:9pt;mso-wrap-distance-bottom:0;mso-position-horizontal:absolute;mso-position-horizontal-relative:text;mso-position-vertical:absolute;mso-position-vertical-relative:text;mso-width-percent:0;mso-height-percent:0;mso-width-relative:margin;mso-height-relative:margin;v-text-anchor:top" o:gfxdata="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">
                 <v:textbox>
                   <w:txbxContent>
                     <w:p>
@@ -1141,18 +1147,18 @@
         <mc:AlternateContent>
           <mc:Choice Requires="wps">
             <w:drawing>
-              <wp:anchor distT="0" distB="0" distL="114300" distR="114300" simplePos="0" relativeHeight="251702272" behindDoc="0" locked="0" layoutInCell="1" allowOverlap="1" wp14:anchorId="5CF42D78" wp14:editId="64C2DEE0">
+              <wp:anchor distT="0" distB="0" distL="114300" distR="114300" simplePos="0" relativeHeight="251640320" behindDoc="0" locked="0" layoutInCell="1" allowOverlap="1" wp14:anchorId="6031B466" wp14:editId="7BA015A1">
                 <wp:simplePos x="0" y="0"/>
                 <wp:positionH relativeFrom="column">
-                  <wp:posOffset>6067425</wp:posOffset>
+                  <wp:posOffset>2514600</wp:posOffset>
                 </wp:positionH>
                 <wp:positionV relativeFrom="paragraph">
-                  <wp:posOffset>1665605</wp:posOffset>
+                  <wp:posOffset>1611630</wp:posOffset>
                 </wp:positionV>
-                <wp:extent cx="1005840" cy="287020"/>
-                <wp:effectExtent l="0" t="0" r="22860" b="17780"/>
+                <wp:extent cx="1729105" cy="304800"/>
+                <wp:effectExtent l="0" t="0" r="23495" b="19050"/>
                 <wp:wrapNone/>
-                <wp:docPr id="22" name="Cuadro de texto 2"/>
+                <wp:docPr id="20" name="Cuadro de texto 2"/>
                 <wp:cNvGraphicFramePr>
                   <a:graphicFrameLocks xmlns:a="http://schemas.openxmlformats.org/drawingml/2006/main"/>
                 </wp:cNvGraphicFramePr>
@@ -1165,7 +1171,7 @@
                       <wps:spPr bwMode="auto">
                         <a:xfrm>
                           <a:off x="0" y="0"/>
-                          <a:ext cx="1005840" cy="287020"/>
+                          <a:ext cx="1729105" cy="304800"/>
                         </a:xfrm>
                         <a:prstGeom prst="rect">
                           <a:avLst/>
@@ -1218,7 +1224,7 @@
           </mc:Choice>
           <mc:Fallback>
             <w:pict>
-              <v:shape w14:anchorId="5CF42D78" id="_x0000_s1034" type="#_x0000_t202" style="position:absolute;left:0;text-align:left;margin-left:477.75pt;margin-top:131.15pt;width:79.2pt;height:22.6pt;z-index:251702272;visibility:visible;mso-wrap-style:square;mso-width-percent:0;mso-height-percent:0;mso-wrap-distance-left:9pt;mso-wrap-distance-top:0;mso-wrap-distance-right:9pt;mso-wrap-distance-bottom:0;mso-position-horizontal:absolute;mso-position-horizontal-relative:text;mso-position-vertical:absolute;mso-position-vertical-relative:text;mso-width-percent:0;mso-height-percent:0;mso-width-relative:margin;mso-height-relative:margin;v-text-anchor:top" o:gfxdata="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">
+              <v:shape w14:anchorId="6031B466" id="_x0000_s1034" type="#_x0000_t202" style="position:absolute;left:0;text-align:left;margin-left:198pt;margin-top:126.9pt;width:136.15pt;height:24pt;z-index:251640320;visibility:visible;mso-wrap-style:square;mso-width-percent:0;mso-height-percent:0;mso-wrap-distance-left:9pt;mso-wrap-distance-top:0;mso-wrap-distance-right:9pt;mso-wrap-distance-bottom:0;mso-position-horizontal:absolute;mso-position-horizontal-relative:text;mso-position-vertical:absolute;mso-position-vertical-relative:text;mso-width-percent:0;mso-height-percent:0;mso-width-relative:margin;mso-height-relative:margin;v-text-anchor:top" o:gfxdata="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">
                 <v:textbox>
                   <w:txbxContent>
                     <w:p>
@@ -1266,7 +1272,7 @@
                     <pic:cNvPicPr/>
                   </pic:nvPicPr>
                   <pic:blipFill>
-                    <a:blip r:embed="rId9"/>
+                    <a:blip r:embed="rId8"/>
                     <a:stretch>
                       <a:fillRect/>
                     </a:stretch>
@@ -1339,7 +1345,7 @@
     </w:p>
     <w:p>
       <w:pPr>
-        <w:pStyle w:val="ListParagraph"/>
+        <w:pStyle w:val="Prrafodelista"/>
         <w:numPr>
           <w:ilvl w:val="0"/>
           <w:numId w:val="6"/>
@@ -1371,7 +1377,7 @@
     </w:p>
     <w:p>
       <w:pPr>
-        <w:pStyle w:val="ListParagraph"/>
+        <w:pStyle w:val="Prrafodelista"/>
         <w:numPr>
           <w:ilvl w:val="0"/>
           <w:numId w:val="5"/>
@@ -1396,7 +1402,7 @@
     </w:p>
     <w:p>
       <w:pPr>
-        <w:pStyle w:val="ListParagraph"/>
+        <w:pStyle w:val="Prrafodelista"/>
         <w:numPr>
           <w:ilvl w:val="0"/>
           <w:numId w:val="5"/>
@@ -1421,7 +1427,7 @@
     </w:p>
     <w:p>
       <w:pPr>
-        <w:pStyle w:val="ListParagraph"/>
+        <w:pStyle w:val="Prrafodelista"/>
         <w:numPr>
           <w:ilvl w:val="0"/>
           <w:numId w:val="5"/>
@@ -1435,6 +1441,7 @@
           <w:szCs w:val="20"/>
         </w:rPr>
       </w:pPr>
+      <w:proofErr w:type="gramStart"/>
       <w:r>
         <w:rPr>
           <w:rFonts w:ascii="Arial" w:eastAsia="Times New Roman" w:hAnsi="Arial" w:cs="Arial"/>
@@ -1448,70 +1455,81 @@
           <w:rFonts w:ascii="Arial" w:hAnsi="Arial" w:cs="Arial"/>
           <w:b/>
           <w:bCs/>
-          <w:sz w:val="24"/>
-          <w:szCs w:val="24"/>
-        </w:rPr>
-        <w:t>1</w:t>
+          <w:sz w:val="20"/>
+          <w:szCs w:val="20"/>
+        </w:rPr>
+        <w:t>175</w:t>
       </w:r>
       <w:r>
         <w:rPr>
           <w:rFonts w:ascii="Arial" w:hAnsi="Arial" w:cs="Arial"/>
           <w:b/>
           <w:bCs/>
-          <w:sz w:val="24"/>
-          <w:szCs w:val="24"/>
-        </w:rPr>
-        <w:t>7</w:t>
-      </w:r>
+          <w:sz w:val="20"/>
+          <w:szCs w:val="20"/>
+        </w:rPr>
+        <w:t>.</w:t>
+      </w:r>
+      <w:proofErr w:type="gramEnd"/>
       <w:r>
         <w:rPr>
           <w:rFonts w:ascii="Arial" w:hAnsi="Arial" w:cs="Arial"/>
           <w:b/>
           <w:bCs/>
-          <w:sz w:val="24"/>
-          <w:szCs w:val="24"/>
-        </w:rPr>
-        <w:t>5.8.6</w:t>
+          <w:sz w:val="20"/>
+          <w:szCs w:val="20"/>
+        </w:rPr>
+        <w:t>8.</w:t>
       </w:r>
       <w:r>
         <w:rPr>
           <w:rFonts w:ascii="Arial" w:hAnsi="Arial" w:cs="Arial"/>
           <w:b/>
           <w:bCs/>
-          <w:sz w:val="24"/>
-          <w:szCs w:val="24"/>
-        </w:rPr>
-        <w:t>4</w:t>
+          <w:sz w:val="20"/>
+          <w:szCs w:val="20"/>
+        </w:rPr>
+        <w:t>6</w:t>
       </w:r>
       <w:r>
         <w:rPr>
           <w:rFonts w:ascii="Arial" w:hAnsi="Arial" w:cs="Arial"/>
           <w:b/>
           <w:bCs/>
-          <w:sz w:val="24"/>
-          <w:szCs w:val="24"/>
-        </w:rPr>
-        <w:t>.0 /</w:t>
+          <w:sz w:val="20"/>
+          <w:szCs w:val="20"/>
+        </w:rPr>
+        <w:t>4</w:t>
       </w:r>
       <w:r>
         <w:rPr>
           <w:rFonts w:ascii="Arial" w:hAnsi="Arial" w:cs="Arial"/>
           <w:b/>
           <w:bCs/>
-          <w:sz w:val="24"/>
-          <w:szCs w:val="24"/>
-        </w:rPr>
-        <w:t>18</w:t>
+          <w:sz w:val="20"/>
+          <w:szCs w:val="20"/>
+        </w:rPr>
+        <w:t>.0 /</w:t>
       </w:r>
       <w:r>
         <w:rPr>
           <w:rFonts w:ascii="Arial" w:hAnsi="Arial" w:cs="Arial"/>
           <w:b/>
           <w:bCs/>
-          <w:sz w:val="24"/>
-          <w:szCs w:val="24"/>
-        </w:rPr>
-        <w:t xml:space="preserve"> </w:t>
+          <w:sz w:val="20"/>
+          <w:szCs w:val="20"/>
+        </w:rPr>
+        <w:t>18</w:t>
+      </w:r>
+      <w:r>
+        <w:rPr>
+          <w:rFonts w:ascii="Arial" w:hAnsi="Arial" w:cs="Arial"/>
+          <w:b/>
+          <w:bCs/>
+          <w:sz w:val="20"/>
+          <w:szCs w:val="20"/>
+        </w:rPr>
+        <w:t>?</w:t>
       </w:r>
       <w:r>
         <w:rPr>
@@ -1519,12 +1537,12 @@
           <w:sz w:val="20"/>
           <w:szCs w:val="20"/>
         </w:rPr>
-        <w:t>? _______</w:t>
+        <w:t xml:space="preserve"> _______</w:t>
       </w:r>
     </w:p>
     <w:p>
       <w:pPr>
-        <w:pStyle w:val="ListParagraph"/>
+        <w:pStyle w:val="Prrafodelista"/>
         <w:numPr>
           <w:ilvl w:val="0"/>
           <w:numId w:val="5"/>
@@ -1538,83 +1556,35 @@
           <w:szCs w:val="20"/>
         </w:rPr>
       </w:pPr>
+      <w:proofErr w:type="gramStart"/>
       <w:r>
         <w:rPr>
           <w:rFonts w:ascii="Arial" w:eastAsia="Times New Roman" w:hAnsi="Arial" w:cs="Arial"/>
           <w:sz w:val="20"/>
           <w:szCs w:val="20"/>
         </w:rPr>
-        <w:t xml:space="preserve">¿Se pueden cumplir los requisitos de direccionamiento de red utilizando la red </w:t>
-      </w:r>
-      <w:r>
-        <w:rPr>
-          <w:rFonts w:ascii="Arial" w:hAnsi="Arial" w:cs="Arial"/>
+        <w:t xml:space="preserve">¿Es posible cumplir con los requisitos de direccionamiento utilizando la red </w:t>
+      </w:r>
+      <w:r>
+        <w:rPr>
+          <w:rFonts w:ascii="Arial" w:eastAsia="Times New Roman" w:hAnsi="Arial" w:cs="Arial"/>
           <w:b/>
           <w:bCs/>
-          <w:sz w:val="24"/>
-          <w:szCs w:val="24"/>
-        </w:rPr>
-        <w:t>1</w:t>
-      </w:r>
-      <w:r>
-        <w:rPr>
-          <w:rFonts w:ascii="Arial" w:hAnsi="Arial" w:cs="Arial"/>
+          <w:sz w:val="20"/>
+          <w:szCs w:val="20"/>
+        </w:rPr>
+        <w:t>175.</w:t>
+      </w:r>
+      <w:proofErr w:type="gramEnd"/>
+      <w:r>
+        <w:rPr>
+          <w:rFonts w:ascii="Arial" w:eastAsia="Times New Roman" w:hAnsi="Arial" w:cs="Arial"/>
           <w:b/>
           <w:bCs/>
-          <w:sz w:val="24"/>
-          <w:szCs w:val="24"/>
-        </w:rPr>
-        <w:t>7</w:t>
-      </w:r>
-      <w:r>
-        <w:rPr>
-          <w:rFonts w:ascii="Arial" w:hAnsi="Arial" w:cs="Arial"/>
-          <w:b/>
-          <w:bCs/>
-          <w:sz w:val="24"/>
-          <w:szCs w:val="24"/>
-        </w:rPr>
-        <w:t>5.8.6</w:t>
-      </w:r>
-      <w:r>
-        <w:rPr>
-          <w:rFonts w:ascii="Arial" w:hAnsi="Arial" w:cs="Arial"/>
-          <w:b/>
-          <w:bCs/>
-          <w:sz w:val="24"/>
-          <w:szCs w:val="24"/>
-        </w:rPr>
-        <w:t>4</w:t>
-      </w:r>
-      <w:r>
-        <w:rPr>
-          <w:rFonts w:ascii="Arial" w:hAnsi="Arial" w:cs="Arial"/>
-          <w:b/>
-          <w:bCs/>
-          <w:sz w:val="24"/>
-          <w:szCs w:val="24"/>
-        </w:rPr>
-        <w:t>.0 /</w:t>
-      </w:r>
-      <w:r>
-        <w:rPr>
-          <w:rFonts w:ascii="Arial" w:hAnsi="Arial" w:cs="Arial"/>
-          <w:b/>
-          <w:bCs/>
-          <w:sz w:val="24"/>
-          <w:szCs w:val="24"/>
-        </w:rPr>
-        <w:t>18</w:t>
-      </w:r>
-      <w:r>
-        <w:rPr>
-          <w:rFonts w:ascii="Arial" w:hAnsi="Arial" w:cs="Arial"/>
-          <w:b/>
-          <w:bCs/>
-          <w:sz w:val="24"/>
-          <w:szCs w:val="24"/>
-        </w:rPr>
-        <w:t xml:space="preserve"> </w:t>
+          <w:sz w:val="20"/>
+          <w:szCs w:val="20"/>
+        </w:rPr>
+        <w:t>8.64.0/18</w:t>
       </w:r>
       <w:r>
         <w:rPr>
@@ -1622,12 +1592,20 @@
           <w:sz w:val="20"/>
           <w:szCs w:val="20"/>
         </w:rPr>
-        <w:t>? _______</w:t>
+        <w:t>?</w:t>
+      </w:r>
+      <w:r>
+        <w:rPr>
+          <w:rFonts w:ascii="Arial" w:eastAsia="Times New Roman" w:hAnsi="Arial" w:cs="Arial"/>
+          <w:sz w:val="20"/>
+          <w:szCs w:val="20"/>
+        </w:rPr>
+        <w:t xml:space="preserve"> _______</w:t>
       </w:r>
     </w:p>
     <w:p>
       <w:pPr>
-        <w:pStyle w:val="ListParagraph"/>
+        <w:pStyle w:val="Prrafodelista"/>
         <w:spacing w:line="300" w:lineRule="exact"/>
         <w:ind w:left="590"/>
         <w:jc w:val="both"/>
@@ -1640,7 +1618,7 @@
     </w:p>
     <w:p>
       <w:pPr>
-        <w:pStyle w:val="ListParagraph"/>
+        <w:pStyle w:val="Prrafodelista"/>
         <w:numPr>
           <w:ilvl w:val="0"/>
           <w:numId w:val="6"/>
@@ -1749,11 +1727,11 @@
       <w:r>
         <w:rPr>
           <w:rFonts w:ascii="Arial" w:hAnsi="Arial" w:cs="Arial"/>
-          <w:spacing w:val="-3"/>
-          <w:sz w:val="20"/>
-          <w:szCs w:val="20"/>
-        </w:rPr>
-        <w:t>IP</w:t>
+          <w:spacing w:val="2"/>
+          <w:sz w:val="20"/>
+          <w:szCs w:val="20"/>
+        </w:rPr>
+        <w:t>de red</w:t>
       </w:r>
       <w:r>
         <w:rPr>
@@ -1883,8 +1861,7 @@
         <w:ind w:left="244"/>
         <w:jc w:val="both"/>
         <w:rPr>
-          <w:rFonts w:ascii="Arial" w:hAnsi="Arial" w:cs="Arial"/>
-          <w:spacing w:val="-1"/>
+          <w:rFonts w:ascii="Arial" w:eastAsia="Times New Roman" w:hAnsi="Arial" w:cs="Arial"/>
           <w:sz w:val="20"/>
           <w:szCs w:val="20"/>
         </w:rPr>
@@ -1905,7 +1882,23 @@
           <w:sz w:val="20"/>
           <w:szCs w:val="20"/>
         </w:rPr>
-        <w:t>Tomar en cuenta una dirección extra para la interface del ruteador</w:t>
+        <w:t xml:space="preserve">Tomar en cuenta una dirección extra para la </w:t>
+      </w:r>
+      <w:r>
+        <w:rPr>
+          <w:rFonts w:ascii="Arial" w:eastAsia="Times New Roman" w:hAnsi="Arial" w:cs="Arial"/>
+          <w:sz w:val="20"/>
+          <w:szCs w:val="20"/>
+        </w:rPr>
+        <w:t>interfaz</w:t>
+      </w:r>
+      <w:r>
+        <w:rPr>
+          <w:rFonts w:ascii="Arial" w:eastAsia="Times New Roman" w:hAnsi="Arial" w:cs="Arial"/>
+          <w:sz w:val="20"/>
+          <w:szCs w:val="20"/>
+        </w:rPr>
+        <w:t xml:space="preserve"> del ruteador</w:t>
       </w:r>
       <w:r>
         <w:rPr>
@@ -2001,10 +1994,10 @@
         <w:gridCol w:w="1134"/>
         <w:gridCol w:w="1701"/>
         <w:gridCol w:w="708"/>
-        <w:gridCol w:w="1843"/>
-        <w:gridCol w:w="567"/>
+        <w:gridCol w:w="2268"/>
+        <w:gridCol w:w="426"/>
         <w:gridCol w:w="1559"/>
-        <w:gridCol w:w="1985"/>
+        <w:gridCol w:w="1701"/>
         <w:gridCol w:w="1843"/>
         <w:gridCol w:w="2126"/>
       </w:tblGrid>
@@ -2166,7 +2159,7 @@
         </w:tc>
         <w:tc>
           <w:tcPr>
-            <w:tcW w:w="1843" w:type="dxa"/>
+            <w:tcW w:w="2268" w:type="dxa"/>
             <w:shd w:val="clear" w:color="auto" w:fill="F2F2F2" w:themeFill="background1" w:themeFillShade="F2"/>
             <w:vAlign w:val="center"/>
           </w:tcPr>
@@ -2204,7 +2197,7 @@
         </w:tc>
         <w:tc>
           <w:tcPr>
-            <w:tcW w:w="567" w:type="dxa"/>
+            <w:tcW w:w="426" w:type="dxa"/>
             <w:shd w:val="clear" w:color="auto" w:fill="F2F2F2" w:themeFill="background1" w:themeFillShade="F2"/>
             <w:textDirection w:val="btLr"/>
             <w:vAlign w:val="center"/>
@@ -2266,7 +2259,7 @@
         </w:tc>
         <w:tc>
           <w:tcPr>
-            <w:tcW w:w="1985" w:type="dxa"/>
+            <w:tcW w:w="1701" w:type="dxa"/>
             <w:shd w:val="clear" w:color="auto" w:fill="F2F2F2" w:themeFill="background1" w:themeFillShade="F2"/>
             <w:vAlign w:val="center"/>
           </w:tcPr>
@@ -2392,7 +2385,6 @@
         <w:tc>
           <w:tcPr>
             <w:tcW w:w="1134" w:type="dxa"/>
-            <w:shd w:val="clear" w:color="auto" w:fill="auto"/>
             <w:vAlign w:val="center"/>
           </w:tcPr>
           <w:p>
@@ -2417,6 +2409,8 @@
               <w:jc w:val="center"/>
               <w:rPr>
                 <w:rFonts w:ascii="Arial" w:hAnsi="Arial" w:cs="Arial"/>
+                <w:b/>
+                <w:bCs/>
                 <w:color w:val="000000" w:themeColor="text1"/>
                 <w:sz w:val="20"/>
                 <w:szCs w:val="20"/>
@@ -2445,27 +2439,26 @@
         </w:tc>
         <w:tc>
           <w:tcPr>
-            <w:tcW w:w="1843" w:type="dxa"/>
-            <w:vAlign w:val="center"/>
-          </w:tcPr>
-          <w:p>
-            <w:pPr>
-              <w:spacing w:before="120" w:after="60" w:line="360" w:lineRule="auto"/>
-              <w:jc w:val="center"/>
-              <w:rPr>
-                <w:rFonts w:ascii="Arial" w:hAnsi="Arial" w:cs="Arial"/>
-                <w:b/>
-                <w:bCs/>
-                <w:color w:val="000000" w:themeColor="text1"/>
-                <w:sz w:val="20"/>
-                <w:szCs w:val="20"/>
-              </w:rPr>
-            </w:pPr>
-          </w:p>
-        </w:tc>
-        <w:tc>
-          <w:tcPr>
-            <w:tcW w:w="567" w:type="dxa"/>
+            <w:tcW w:w="2268" w:type="dxa"/>
+            <w:vAlign w:val="center"/>
+          </w:tcPr>
+          <w:p>
+            <w:pPr>
+              <w:jc w:val="center"/>
+              <w:rPr>
+                <w:rFonts w:ascii="Arial" w:hAnsi="Arial" w:cs="Arial"/>
+                <w:b/>
+                <w:bCs/>
+                <w:color w:val="000000" w:themeColor="text1"/>
+                <w:sz w:val="20"/>
+                <w:szCs w:val="20"/>
+              </w:rPr>
+            </w:pPr>
+          </w:p>
+        </w:tc>
+        <w:tc>
+          <w:tcPr>
+            <w:tcW w:w="426" w:type="dxa"/>
             <w:vAlign w:val="center"/>
           </w:tcPr>
           <w:p>
@@ -2502,7 +2495,7 @@
         </w:tc>
         <w:tc>
           <w:tcPr>
-            <w:tcW w:w="1985" w:type="dxa"/>
+            <w:tcW w:w="1701" w:type="dxa"/>
             <w:vAlign w:val="center"/>
           </w:tcPr>
           <w:p>
@@ -2592,7 +2585,6 @@
         <w:tc>
           <w:tcPr>
             <w:tcW w:w="1134" w:type="dxa"/>
-            <w:shd w:val="clear" w:color="auto" w:fill="auto"/>
             <w:vAlign w:val="center"/>
           </w:tcPr>
           <w:p>
@@ -2617,6 +2609,8 @@
               <w:jc w:val="center"/>
               <w:rPr>
                 <w:rFonts w:ascii="Arial" w:hAnsi="Arial" w:cs="Arial"/>
+                <w:b/>
+                <w:bCs/>
                 <w:color w:val="000000" w:themeColor="text1"/>
                 <w:sz w:val="20"/>
                 <w:szCs w:val="20"/>
@@ -2645,26 +2639,26 @@
         </w:tc>
         <w:tc>
           <w:tcPr>
-            <w:tcW w:w="1843" w:type="dxa"/>
-            <w:vAlign w:val="center"/>
-          </w:tcPr>
-          <w:p>
-            <w:pPr>
-              <w:jc w:val="center"/>
-              <w:rPr>
-                <w:rFonts w:ascii="Arial" w:hAnsi="Arial" w:cs="Arial"/>
-                <w:b/>
-                <w:bCs/>
-                <w:color w:val="000000" w:themeColor="text1"/>
-                <w:sz w:val="20"/>
-                <w:szCs w:val="20"/>
-              </w:rPr>
-            </w:pPr>
-          </w:p>
-        </w:tc>
-        <w:tc>
-          <w:tcPr>
-            <w:tcW w:w="567" w:type="dxa"/>
+            <w:tcW w:w="2268" w:type="dxa"/>
+            <w:vAlign w:val="center"/>
+          </w:tcPr>
+          <w:p>
+            <w:pPr>
+              <w:jc w:val="center"/>
+              <w:rPr>
+                <w:rFonts w:ascii="Arial" w:hAnsi="Arial" w:cs="Arial"/>
+                <w:b/>
+                <w:bCs/>
+                <w:color w:val="000000" w:themeColor="text1"/>
+                <w:sz w:val="20"/>
+                <w:szCs w:val="20"/>
+              </w:rPr>
+            </w:pPr>
+          </w:p>
+        </w:tc>
+        <w:tc>
+          <w:tcPr>
+            <w:tcW w:w="426" w:type="dxa"/>
             <w:vAlign w:val="center"/>
           </w:tcPr>
           <w:p>
@@ -2701,7 +2695,7 @@
         </w:tc>
         <w:tc>
           <w:tcPr>
-            <w:tcW w:w="1985" w:type="dxa"/>
+            <w:tcW w:w="1701" w:type="dxa"/>
             <w:vAlign w:val="center"/>
           </w:tcPr>
           <w:p>
@@ -2791,7 +2785,6 @@
         <w:tc>
           <w:tcPr>
             <w:tcW w:w="1134" w:type="dxa"/>
-            <w:shd w:val="clear" w:color="auto" w:fill="auto"/>
             <w:vAlign w:val="center"/>
           </w:tcPr>
           <w:p>
@@ -2844,12 +2837,12 @@
         </w:tc>
         <w:tc>
           <w:tcPr>
-            <w:tcW w:w="1843" w:type="dxa"/>
-            <w:vAlign w:val="center"/>
-          </w:tcPr>
-          <w:p>
-            <w:pPr>
-              <w:pStyle w:val="BodyText"/>
+            <w:tcW w:w="2268" w:type="dxa"/>
+            <w:vAlign w:val="center"/>
+          </w:tcPr>
+          <w:p>
+            <w:pPr>
+              <w:pStyle w:val="Textoindependiente"/>
               <w:ind w:left="0"/>
               <w:jc w:val="center"/>
               <w:rPr>
@@ -2865,7 +2858,7 @@
         </w:tc>
         <w:tc>
           <w:tcPr>
-            <w:tcW w:w="567" w:type="dxa"/>
+            <w:tcW w:w="426" w:type="dxa"/>
             <w:vAlign w:val="center"/>
           </w:tcPr>
           <w:p>
@@ -2902,7 +2895,7 @@
         </w:tc>
         <w:tc>
           <w:tcPr>
-            <w:tcW w:w="1985" w:type="dxa"/>
+            <w:tcW w:w="1701" w:type="dxa"/>
             <w:vAlign w:val="center"/>
           </w:tcPr>
           <w:p>
@@ -2990,7 +2983,6 @@
         <w:tc>
           <w:tcPr>
             <w:tcW w:w="1134" w:type="dxa"/>
-            <w:shd w:val="clear" w:color="auto" w:fill="auto"/>
             <w:vAlign w:val="center"/>
           </w:tcPr>
           <w:p>
@@ -3015,6 +3007,8 @@
               <w:jc w:val="center"/>
               <w:rPr>
                 <w:rFonts w:ascii="Arial" w:hAnsi="Arial" w:cs="Arial"/>
+                <w:b/>
+                <w:bCs/>
                 <w:color w:val="000000" w:themeColor="text1"/>
                 <w:sz w:val="20"/>
                 <w:szCs w:val="20"/>
@@ -3043,26 +3037,26 @@
         </w:tc>
         <w:tc>
           <w:tcPr>
-            <w:tcW w:w="1843" w:type="dxa"/>
-            <w:vAlign w:val="center"/>
-          </w:tcPr>
-          <w:p>
-            <w:pPr>
-              <w:jc w:val="center"/>
-              <w:rPr>
-                <w:rFonts w:ascii="Arial" w:hAnsi="Arial" w:cs="Arial"/>
-                <w:b/>
-                <w:bCs/>
-                <w:color w:val="000000" w:themeColor="text1"/>
-                <w:sz w:val="20"/>
-                <w:szCs w:val="20"/>
-              </w:rPr>
-            </w:pPr>
-          </w:p>
-        </w:tc>
-        <w:tc>
-          <w:tcPr>
-            <w:tcW w:w="567" w:type="dxa"/>
+            <w:tcW w:w="2268" w:type="dxa"/>
+            <w:vAlign w:val="center"/>
+          </w:tcPr>
+          <w:p>
+            <w:pPr>
+              <w:jc w:val="center"/>
+              <w:rPr>
+                <w:rFonts w:ascii="Arial" w:hAnsi="Arial" w:cs="Arial"/>
+                <w:b/>
+                <w:bCs/>
+                <w:color w:val="000000" w:themeColor="text1"/>
+                <w:sz w:val="20"/>
+                <w:szCs w:val="20"/>
+              </w:rPr>
+            </w:pPr>
+          </w:p>
+        </w:tc>
+        <w:tc>
+          <w:tcPr>
+            <w:tcW w:w="426" w:type="dxa"/>
             <w:vAlign w:val="center"/>
           </w:tcPr>
           <w:p>
@@ -3100,7 +3094,7 @@
         </w:tc>
         <w:tc>
           <w:tcPr>
-            <w:tcW w:w="1985" w:type="dxa"/>
+            <w:tcW w:w="1701" w:type="dxa"/>
             <w:vAlign w:val="center"/>
           </w:tcPr>
           <w:p>
@@ -3190,7 +3184,6 @@
         <w:tc>
           <w:tcPr>
             <w:tcW w:w="1134" w:type="dxa"/>
-            <w:shd w:val="clear" w:color="auto" w:fill="auto"/>
             <w:vAlign w:val="center"/>
           </w:tcPr>
           <w:p>
@@ -3215,6 +3208,8 @@
               <w:jc w:val="center"/>
               <w:rPr>
                 <w:rFonts w:ascii="Arial" w:hAnsi="Arial" w:cs="Arial"/>
+                <w:b/>
+                <w:bCs/>
                 <w:color w:val="000000" w:themeColor="text1"/>
                 <w:sz w:val="20"/>
                 <w:szCs w:val="20"/>
@@ -3243,26 +3238,26 @@
         </w:tc>
         <w:tc>
           <w:tcPr>
-            <w:tcW w:w="1843" w:type="dxa"/>
-            <w:vAlign w:val="center"/>
-          </w:tcPr>
-          <w:p>
-            <w:pPr>
-              <w:jc w:val="center"/>
-              <w:rPr>
-                <w:rFonts w:ascii="Arial" w:hAnsi="Arial" w:cs="Arial"/>
-                <w:b/>
-                <w:bCs/>
-                <w:color w:val="000000" w:themeColor="text1"/>
-                <w:sz w:val="20"/>
-                <w:szCs w:val="20"/>
-              </w:rPr>
-            </w:pPr>
-          </w:p>
-        </w:tc>
-        <w:tc>
-          <w:tcPr>
-            <w:tcW w:w="567" w:type="dxa"/>
+            <w:tcW w:w="2268" w:type="dxa"/>
+            <w:vAlign w:val="center"/>
+          </w:tcPr>
+          <w:p>
+            <w:pPr>
+              <w:jc w:val="center"/>
+              <w:rPr>
+                <w:rFonts w:ascii="Arial" w:hAnsi="Arial" w:cs="Arial"/>
+                <w:b/>
+                <w:bCs/>
+                <w:color w:val="000000" w:themeColor="text1"/>
+                <w:sz w:val="20"/>
+                <w:szCs w:val="20"/>
+              </w:rPr>
+            </w:pPr>
+          </w:p>
+        </w:tc>
+        <w:tc>
+          <w:tcPr>
+            <w:tcW w:w="426" w:type="dxa"/>
             <w:vAlign w:val="center"/>
           </w:tcPr>
           <w:p>
@@ -3301,7 +3296,7 @@
         </w:tc>
         <w:tc>
           <w:tcPr>
-            <w:tcW w:w="1985" w:type="dxa"/>
+            <w:tcW w:w="1701" w:type="dxa"/>
             <w:vAlign w:val="center"/>
           </w:tcPr>
           <w:p>
@@ -3391,7 +3386,6 @@
         <w:tc>
           <w:tcPr>
             <w:tcW w:w="1134" w:type="dxa"/>
-            <w:shd w:val="clear" w:color="auto" w:fill="auto"/>
             <w:vAlign w:val="center"/>
           </w:tcPr>
           <w:p>
@@ -3444,26 +3438,26 @@
         </w:tc>
         <w:tc>
           <w:tcPr>
-            <w:tcW w:w="1843" w:type="dxa"/>
-            <w:vAlign w:val="center"/>
-          </w:tcPr>
-          <w:p>
-            <w:pPr>
-              <w:jc w:val="center"/>
-              <w:rPr>
-                <w:rFonts w:ascii="Arial" w:hAnsi="Arial" w:cs="Arial"/>
-                <w:b/>
-                <w:bCs/>
-                <w:color w:val="000000" w:themeColor="text1"/>
-                <w:sz w:val="20"/>
-                <w:szCs w:val="20"/>
-              </w:rPr>
-            </w:pPr>
-          </w:p>
-        </w:tc>
-        <w:tc>
-          <w:tcPr>
-            <w:tcW w:w="567" w:type="dxa"/>
+            <w:tcW w:w="2268" w:type="dxa"/>
+            <w:vAlign w:val="center"/>
+          </w:tcPr>
+          <w:p>
+            <w:pPr>
+              <w:jc w:val="center"/>
+              <w:rPr>
+                <w:rFonts w:ascii="Arial" w:hAnsi="Arial" w:cs="Arial"/>
+                <w:b/>
+                <w:bCs/>
+                <w:color w:val="000000" w:themeColor="text1"/>
+                <w:sz w:val="20"/>
+                <w:szCs w:val="20"/>
+              </w:rPr>
+            </w:pPr>
+          </w:p>
+        </w:tc>
+        <w:tc>
+          <w:tcPr>
+            <w:tcW w:w="426" w:type="dxa"/>
             <w:vAlign w:val="center"/>
           </w:tcPr>
           <w:p>
@@ -3501,7 +3495,7 @@
         </w:tc>
         <w:tc>
           <w:tcPr>
-            <w:tcW w:w="1985" w:type="dxa"/>
+            <w:tcW w:w="1701" w:type="dxa"/>
             <w:vAlign w:val="center"/>
           </w:tcPr>
           <w:p>
@@ -3591,7 +3585,6 @@
         <w:tc>
           <w:tcPr>
             <w:tcW w:w="1134" w:type="dxa"/>
-            <w:shd w:val="clear" w:color="auto" w:fill="auto"/>
             <w:vAlign w:val="center"/>
           </w:tcPr>
           <w:p>
@@ -3644,26 +3637,26 @@
         </w:tc>
         <w:tc>
           <w:tcPr>
-            <w:tcW w:w="1843" w:type="dxa"/>
-            <w:vAlign w:val="center"/>
-          </w:tcPr>
-          <w:p>
-            <w:pPr>
-              <w:jc w:val="center"/>
-              <w:rPr>
-                <w:rFonts w:ascii="Arial" w:hAnsi="Arial" w:cs="Arial"/>
-                <w:b/>
-                <w:bCs/>
-                <w:color w:val="000000" w:themeColor="text1"/>
-                <w:sz w:val="20"/>
-                <w:szCs w:val="20"/>
-              </w:rPr>
-            </w:pPr>
-          </w:p>
-        </w:tc>
-        <w:tc>
-          <w:tcPr>
-            <w:tcW w:w="567" w:type="dxa"/>
+            <w:tcW w:w="2268" w:type="dxa"/>
+            <w:vAlign w:val="center"/>
+          </w:tcPr>
+          <w:p>
+            <w:pPr>
+              <w:jc w:val="center"/>
+              <w:rPr>
+                <w:rFonts w:ascii="Arial" w:hAnsi="Arial" w:cs="Arial"/>
+                <w:b/>
+                <w:bCs/>
+                <w:color w:val="000000" w:themeColor="text1"/>
+                <w:sz w:val="20"/>
+                <w:szCs w:val="20"/>
+              </w:rPr>
+            </w:pPr>
+          </w:p>
+        </w:tc>
+        <w:tc>
+          <w:tcPr>
+            <w:tcW w:w="426" w:type="dxa"/>
             <w:vAlign w:val="center"/>
           </w:tcPr>
           <w:p>
@@ -3701,7 +3694,7 @@
         </w:tc>
         <w:tc>
           <w:tcPr>
-            <w:tcW w:w="1985" w:type="dxa"/>
+            <w:tcW w:w="1701" w:type="dxa"/>
             <w:vAlign w:val="center"/>
           </w:tcPr>
           <w:p>
@@ -3791,7 +3784,6 @@
         <w:tc>
           <w:tcPr>
             <w:tcW w:w="1134" w:type="dxa"/>
-            <w:shd w:val="clear" w:color="auto" w:fill="auto"/>
             <w:vAlign w:val="center"/>
           </w:tcPr>
           <w:p>
@@ -3844,26 +3836,26 @@
         </w:tc>
         <w:tc>
           <w:tcPr>
-            <w:tcW w:w="1843" w:type="dxa"/>
-            <w:vAlign w:val="center"/>
-          </w:tcPr>
-          <w:p>
-            <w:pPr>
-              <w:jc w:val="center"/>
-              <w:rPr>
-                <w:rFonts w:ascii="Arial" w:hAnsi="Arial" w:cs="Arial"/>
-                <w:b/>
-                <w:bCs/>
-                <w:color w:val="000000" w:themeColor="text1"/>
-                <w:sz w:val="20"/>
-                <w:szCs w:val="20"/>
-              </w:rPr>
-            </w:pPr>
-          </w:p>
-        </w:tc>
-        <w:tc>
-          <w:tcPr>
-            <w:tcW w:w="567" w:type="dxa"/>
+            <w:tcW w:w="2268" w:type="dxa"/>
+            <w:vAlign w:val="center"/>
+          </w:tcPr>
+          <w:p>
+            <w:pPr>
+              <w:jc w:val="center"/>
+              <w:rPr>
+                <w:rFonts w:ascii="Arial" w:hAnsi="Arial" w:cs="Arial"/>
+                <w:b/>
+                <w:bCs/>
+                <w:color w:val="000000" w:themeColor="text1"/>
+                <w:sz w:val="20"/>
+                <w:szCs w:val="20"/>
+              </w:rPr>
+            </w:pPr>
+          </w:p>
+        </w:tc>
+        <w:tc>
+          <w:tcPr>
+            <w:tcW w:w="426" w:type="dxa"/>
             <w:vAlign w:val="center"/>
           </w:tcPr>
           <w:p>
@@ -3902,7 +3894,7 @@
         </w:tc>
         <w:tc>
           <w:tcPr>
-            <w:tcW w:w="1985" w:type="dxa"/>
+            <w:tcW w:w="1701" w:type="dxa"/>
             <w:vAlign w:val="center"/>
           </w:tcPr>
           <w:p>
@@ -3959,7 +3951,7 @@
     <w:bookmarkEnd w:id="1"/>
     <w:p>
       <w:pPr>
-        <w:pStyle w:val="ListParagraph"/>
+        <w:pStyle w:val="Prrafodelista"/>
         <w:numPr>
           <w:ilvl w:val="0"/>
           <w:numId w:val="6"/>
@@ -3984,7 +3976,7 @@
     </w:p>
     <w:p>
       <w:pPr>
-        <w:pStyle w:val="BodyText"/>
+        <w:pStyle w:val="Textoindependiente"/>
         <w:tabs>
           <w:tab w:val="left" w:pos="581"/>
         </w:tabs>
@@ -4045,7 +4037,7 @@
     </w:p>
     <w:p>
       <w:pPr>
-        <w:pStyle w:val="BodyText"/>
+        <w:pStyle w:val="Textoindependiente"/>
         <w:numPr>
           <w:ilvl w:val="0"/>
           <w:numId w:val="6"/>
@@ -4736,7 +4728,7 @@
     <w:bookmarkEnd w:id="3"/>
     <w:p>
       <w:pPr>
-        <w:pStyle w:val="BodyText"/>
+        <w:pStyle w:val="Textoindependiente"/>
         <w:numPr>
           <w:ilvl w:val="0"/>
           <w:numId w:val="4"/>
@@ -4860,7 +4852,7 @@
     </w:p>
     <w:p>
       <w:pPr>
-        <w:pStyle w:val="BodyText"/>
+        <w:pStyle w:val="Textoindependiente"/>
         <w:numPr>
           <w:ilvl w:val="0"/>
           <w:numId w:val="4"/>
@@ -4944,7 +4936,7 @@
     </w:p>
     <w:p>
       <w:pPr>
-        <w:pStyle w:val="BodyText"/>
+        <w:pStyle w:val="Textoindependiente"/>
         <w:tabs>
           <w:tab w:val="left" w:pos="581"/>
         </w:tabs>
@@ -5000,6 +4992,7 @@
                 <w:rFonts w:ascii="Arial" w:eastAsia="Arial" w:hAnsi="Arial" w:cs="Arial"/>
               </w:rPr>
             </w:pPr>
+            <w:proofErr w:type="spellStart"/>
             <w:r>
               <w:rPr>
                 <w:rFonts w:ascii="Arial" w:hAnsi="Arial" w:cs="Arial"/>
@@ -5007,6 +5000,7 @@
               </w:rPr>
               <w:t>Router</w:t>
             </w:r>
+            <w:proofErr w:type="spellEnd"/>
           </w:p>
         </w:tc>
         <w:tc>
@@ -5024,6 +5018,7 @@
                 <w:rFonts w:ascii="Arial" w:eastAsia="Arial" w:hAnsi="Arial" w:cs="Arial"/>
               </w:rPr>
             </w:pPr>
+            <w:proofErr w:type="gramStart"/>
             <w:r>
               <w:rPr>
                 <w:rFonts w:ascii="Arial" w:hAnsi="Arial" w:cs="Arial"/>
@@ -5032,6 +5027,7 @@
               </w:rPr>
               <w:t>Interface</w:t>
             </w:r>
+            <w:proofErr w:type="gramEnd"/>
           </w:p>
         </w:tc>
         <w:tc>
@@ -5135,6 +5131,7 @@
                 <w:szCs w:val="24"/>
               </w:rPr>
             </w:pPr>
+            <w:proofErr w:type="spellStart"/>
             <w:r>
               <w:rPr>
                 <w:rFonts w:ascii="Arial" w:hAnsi="Arial" w:cs="Arial"/>
@@ -5145,6 +5142,7 @@
               </w:rPr>
               <w:t>RouterA</w:t>
             </w:r>
+            <w:proofErr w:type="spellEnd"/>
           </w:p>
         </w:tc>
         <w:tc>
@@ -5342,6 +5340,7 @@
                 <w:szCs w:val="24"/>
               </w:rPr>
             </w:pPr>
+            <w:proofErr w:type="spellStart"/>
             <w:r>
               <w:rPr>
                 <w:rFonts w:ascii="Arial" w:hAnsi="Arial" w:cs="Arial"/>
@@ -5353,6 +5352,7 @@
               </w:rPr>
               <w:t>RouterB</w:t>
             </w:r>
+            <w:proofErr w:type="spellEnd"/>
           </w:p>
         </w:tc>
         <w:tc>
@@ -5747,6 +5747,7 @@
                 <w:szCs w:val="24"/>
               </w:rPr>
             </w:pPr>
+            <w:proofErr w:type="spellStart"/>
             <w:r>
               <w:rPr>
                 <w:rFonts w:ascii="Arial" w:hAnsi="Arial" w:cs="Arial"/>
@@ -5758,6 +5759,7 @@
               </w:rPr>
               <w:t>RouterC</w:t>
             </w:r>
+            <w:proofErr w:type="spellEnd"/>
           </w:p>
         </w:tc>
         <w:tc>
@@ -6043,6 +6045,7 @@
                 <w:szCs w:val="24"/>
               </w:rPr>
             </w:pPr>
+            <w:proofErr w:type="spellStart"/>
             <w:r>
               <w:rPr>
                 <w:rFonts w:ascii="Arial" w:hAnsi="Arial" w:cs="Arial"/>
@@ -6054,6 +6057,7 @@
               </w:rPr>
               <w:t>RouterD</w:t>
             </w:r>
+            <w:proofErr w:type="spellEnd"/>
           </w:p>
         </w:tc>
         <w:tc>
@@ -6217,7 +6221,7 @@
     </w:tbl>
     <w:p>
       <w:pPr>
-        <w:pStyle w:val="BodyText"/>
+        <w:pStyle w:val="Textoindependiente"/>
         <w:tabs>
           <w:tab w:val="left" w:pos="581"/>
         </w:tabs>
@@ -6231,7 +6235,7 @@
       </w:pPr>
     </w:p>
     <w:sectPr>
-      <w:footerReference w:type="default" r:id="rId10"/>
+      <w:footerReference w:type="default" r:id="rId9"/>
       <w:pgSz w:w="15840" w:h="12240" w:orient="landscape"/>
       <w:pgMar w:top="500" w:right="940" w:bottom="426" w:left="1140" w:header="0" w:footer="959" w:gutter="0"/>
       <w:cols w:space="720"/>
@@ -6242,7 +6246,7 @@
 </file>
 
 <file path=word/endnotes.xml><?xml version="1.0" encoding="utf-8"?>
-<w:endnotes xmlns:wpc="http://schemas.microsoft.com/office/word/2010/wordprocessingCanvas" xmlns:cx="http://schemas.microsoft.com/office/drawing/2014/chartex" xmlns:cx1="http://schemas.microsoft.com/office/drawing/2015/9/8/chartex" xmlns:cx2="http://schemas.microsoft.com/office/drawing/2015/10/21/chartex" xmlns:cx3="http://schemas.microsoft.com/office/drawing/2016/5/9/chartex" xmlns:cx4="http://schemas.microsoft.com/office/drawing/2016/5/10/chartex" xmlns:cx5="http://schemas.microsoft.com/office/drawing/2016/5/11/chartex" xmlns:cx6="http://schemas.microsoft.com/office/drawing/2016/5/12/chartex" xmlns:cx7="http://schemas.microsoft.com/office/drawing/2016/5/13/chartex" xmlns:cx8="http://schemas.microsoft.com/office/drawing/2016/5/14/chartex" xmlns:mc="http://schemas.openxmlformats.org/markup-compatibility/2006" xmlns:aink="http://schemas.microsoft.com/office/drawing/2016/ink" xmlns:am3d="http://schemas.microsoft.com/office/drawing/2017/model3d" xmlns:o="urn:schemas-microsoft-com:office:office" xmlns:oel="http://schemas.microsoft.com/office/2019/extlst" xmlns:r="http://schemas.openxmlformats.org/officeDocument/2006/relationships" xmlns:m="http://schemas.openxmlformats.org/officeDocument/2006/math" xmlns:v="urn:schemas-microsoft-com:vml" xmlns:wp14="http://schemas.microsoft.com/office/word/2010/wordprocessingDrawing" xmlns:wp="http://schemas.openxmlformats.org/drawingml/2006/wordprocessingDrawing" xmlns:w10="urn:schemas-microsoft-com:office:word" xmlns:w="http://schemas.openxmlformats.org/wordprocessingml/2006/main" xmlns:w14="http://schemas.microsoft.com/office/word/2010/wordml" xmlns:w15="http://schemas.microsoft.com/office/word/2012/wordml" xmlns:w16cex="http://schemas.microsoft.com/office/word/2018/wordml/cex" xmlns:w16cid="http://schemas.microsoft.com/office/word/2016/wordml/cid" xmlns:w16="http://schemas.microsoft.com/office/word/2018/wordml" xmlns:w16sdtdh="http://schemas.microsoft.com/office/word/2020/wordml/sdtdatahash" xmlns:w16se="http://schemas.microsoft.com/office/word/2015/wordml/symex" xmlns:wpg="http://schemas.microsoft.com/office/word/2010/wordprocessingGroup" xmlns:wpi="http://schemas.microsoft.com/office/word/2010/wordprocessingInk" xmlns:wne="http://schemas.microsoft.com/office/word/2006/wordml" xmlns:wps="http://schemas.microsoft.com/office/word/2010/wordprocessingShape" mc:Ignorable="w14 w15 w16se w16cid w16 w16cex w16sdtdh wp14">
+<w:endnotes xmlns:wpc="http://schemas.microsoft.com/office/word/2010/wordprocessingCanvas" xmlns:cx="http://schemas.microsoft.com/office/drawing/2014/chartex" xmlns:cx1="http://schemas.microsoft.com/office/drawing/2015/9/8/chartex" xmlns:cx2="http://schemas.microsoft.com/office/drawing/2015/10/21/chartex" xmlns:cx3="http://schemas.microsoft.com/office/drawing/2016/5/9/chartex" xmlns:cx4="http://schemas.microsoft.com/office/drawing/2016/5/10/chartex" xmlns:cx5="http://schemas.microsoft.com/office/drawing/2016/5/11/chartex" xmlns:cx6="http://schemas.microsoft.com/office/drawing/2016/5/12/chartex" xmlns:cx7="http://schemas.microsoft.com/office/drawing/2016/5/13/chartex" xmlns:cx8="http://schemas.microsoft.com/office/drawing/2016/5/14/chartex" xmlns:mc="http://schemas.openxmlformats.org/markup-compatibility/2006" xmlns:aink="http://schemas.microsoft.com/office/drawing/2016/ink" xmlns:am3d="http://schemas.microsoft.com/office/drawing/2017/model3d" xmlns:o="urn:schemas-microsoft-com:office:office" xmlns:oel="http://schemas.microsoft.com/office/2019/extlst" xmlns:r="http://schemas.openxmlformats.org/officeDocument/2006/relationships" xmlns:m="http://schemas.openxmlformats.org/officeDocument/2006/math" xmlns:v="urn:schemas-microsoft-com:vml" xmlns:wp14="http://schemas.microsoft.com/office/word/2010/wordprocessingDrawing" xmlns:wp="http://schemas.openxmlformats.org/drawingml/2006/wordprocessingDrawing" xmlns:w10="urn:schemas-microsoft-com:office:word" xmlns:w="http://schemas.openxmlformats.org/wordprocessingml/2006/main" xmlns:w14="http://schemas.microsoft.com/office/word/2010/wordml" xmlns:w15="http://schemas.microsoft.com/office/word/2012/wordml" xmlns:w16cex="http://schemas.microsoft.com/office/word/2018/wordml/cex" xmlns:w16cid="http://schemas.microsoft.com/office/word/2016/wordml/cid" xmlns:w16="http://schemas.microsoft.com/office/word/2018/wordml" xmlns:w16du="http://schemas.microsoft.com/office/word/2023/wordml/word16du" xmlns:w16sdtdh="http://schemas.microsoft.com/office/word/2020/wordml/sdtdatahash" xmlns:w16sdtfl="http://schemas.microsoft.com/office/word/2024/wordml/sdtformatlock" xmlns:w16se="http://schemas.microsoft.com/office/word/2015/wordml/symex" xmlns:wpg="http://schemas.microsoft.com/office/word/2010/wordprocessingGroup" xmlns:wpi="http://schemas.microsoft.com/office/word/2010/wordprocessingInk" xmlns:wne="http://schemas.microsoft.com/office/word/2006/wordml" xmlns:wps="http://schemas.microsoft.com/office/word/2010/wordprocessingShape" mc:Ignorable="w14 w15 w16se w16cid w16 w16cex w16sdtdh w16sdtfl w16du wp14">
   <w:endnote w:type="separator" w:id="-1">
     <w:p>
       <w:r>
@@ -6261,7 +6265,7 @@
 </file>
 
 <file path=word/footer1.xml><?xml version="1.0" encoding="utf-8"?>
-<w:ftr xmlns:wpc="http://schemas.microsoft.com/office/word/2010/wordprocessingCanvas" xmlns:cx="http://schemas.microsoft.com/office/drawing/2014/chartex" xmlns:cx1="http://schemas.microsoft.com/office/drawing/2015/9/8/chartex" xmlns:cx2="http://schemas.microsoft.com/office/drawing/2015/10/21/chartex" xmlns:cx3="http://schemas.microsoft.com/office/drawing/2016/5/9/chartex" xmlns:cx4="http://schemas.microsoft.com/office/drawing/2016/5/10/chartex" xmlns:cx5="http://schemas.microsoft.com/office/drawing/2016/5/11/chartex" xmlns:cx6="http://schemas.microsoft.com/office/drawing/2016/5/12/chartex" xmlns:cx7="http://schemas.microsoft.com/office/drawing/2016/5/13/chartex" xmlns:cx8="http://schemas.microsoft.com/office/drawing/2016/5/14/chartex" xmlns:mc="http://schemas.openxmlformats.org/markup-compatibility/2006" xmlns:aink="http://schemas.microsoft.com/office/drawing/2016/ink" xmlns:am3d="http://schemas.microsoft.com/office/drawing/2017/model3d" xmlns:o="urn:schemas-microsoft-com:office:office" xmlns:oel="http://schemas.microsoft.com/office/2019/extlst" xmlns:r="http://schemas.openxmlformats.org/officeDocument/2006/relationships" xmlns:m="http://schemas.openxmlformats.org/officeDocument/2006/math" xmlns:v="urn:schemas-microsoft-com:vml" xmlns:wp14="http://schemas.microsoft.com/office/word/2010/wordprocessingDrawing" xmlns:wp="http://schemas.openxmlformats.org/drawingml/2006/wordprocessingDrawing" xmlns:w10="urn:schemas-microsoft-com:office:word" xmlns:w="http://schemas.openxmlformats.org/wordprocessingml/2006/main" xmlns:w14="http://schemas.microsoft.com/office/word/2010/wordml" xmlns:w15="http://schemas.microsoft.com/office/word/2012/wordml" xmlns:w16cex="http://schemas.microsoft.com/office/word/2018/wordml/cex" xmlns:w16cid="http://schemas.microsoft.com/office/word/2016/wordml/cid" xmlns:w16="http://schemas.microsoft.com/office/word/2018/wordml" xmlns:w16sdtdh="http://schemas.microsoft.com/office/word/2020/wordml/sdtdatahash" xmlns:w16se="http://schemas.microsoft.com/office/word/2015/wordml/symex" xmlns:wpg="http://schemas.microsoft.com/office/word/2010/wordprocessingGroup" xmlns:wpi="http://schemas.microsoft.com/office/word/2010/wordprocessingInk" xmlns:wne="http://schemas.microsoft.com/office/word/2006/wordml" xmlns:wps="http://schemas.microsoft.com/office/word/2010/wordprocessingShape" mc:Ignorable="w14 w15 w16se w16cid w16 w16cex w16sdtdh wp14">
+<w:ftr xmlns:wpc="http://schemas.microsoft.com/office/word/2010/wordprocessingCanvas" xmlns:cx="http://schemas.microsoft.com/office/drawing/2014/chartex" xmlns:cx1="http://schemas.microsoft.com/office/drawing/2015/9/8/chartex" xmlns:cx2="http://schemas.microsoft.com/office/drawing/2015/10/21/chartex" xmlns:cx3="http://schemas.microsoft.com/office/drawing/2016/5/9/chartex" xmlns:cx4="http://schemas.microsoft.com/office/drawing/2016/5/10/chartex" xmlns:cx5="http://schemas.microsoft.com/office/drawing/2016/5/11/chartex" xmlns:cx6="http://schemas.microsoft.com/office/drawing/2016/5/12/chartex" xmlns:cx7="http://schemas.microsoft.com/office/drawing/2016/5/13/chartex" xmlns:cx8="http://schemas.microsoft.com/office/drawing/2016/5/14/chartex" xmlns:mc="http://schemas.openxmlformats.org/markup-compatibility/2006" xmlns:aink="http://schemas.microsoft.com/office/drawing/2016/ink" xmlns:am3d="http://schemas.microsoft.com/office/drawing/2017/model3d" xmlns:o="urn:schemas-microsoft-com:office:office" xmlns:oel="http://schemas.microsoft.com/office/2019/extlst" xmlns:r="http://schemas.openxmlformats.org/officeDocument/2006/relationships" xmlns:m="http://schemas.openxmlformats.org/officeDocument/2006/math" xmlns:v="urn:schemas-microsoft-com:vml" xmlns:wp14="http://schemas.microsoft.com/office/word/2010/wordprocessingDrawing" xmlns:wp="http://schemas.openxmlformats.org/drawingml/2006/wordprocessingDrawing" xmlns:w10="urn:schemas-microsoft-com:office:word" xmlns:w="http://schemas.openxmlformats.org/wordprocessingml/2006/main" xmlns:w14="http://schemas.microsoft.com/office/word/2010/wordml" xmlns:w15="http://schemas.microsoft.com/office/word/2012/wordml" xmlns:w16cex="http://schemas.microsoft.com/office/word/2018/wordml/cex" xmlns:w16cid="http://schemas.microsoft.com/office/word/2016/wordml/cid" xmlns:w16="http://schemas.microsoft.com/office/word/2018/wordml" xmlns:w16du="http://schemas.microsoft.com/office/word/2023/wordml/word16du" xmlns:w16sdtdh="http://schemas.microsoft.com/office/word/2020/wordml/sdtdatahash" xmlns:w16sdtfl="http://schemas.microsoft.com/office/word/2024/wordml/sdtformatlock" xmlns:w16se="http://schemas.microsoft.com/office/word/2015/wordml/symex" xmlns:wpg="http://schemas.microsoft.com/office/word/2010/wordprocessingGroup" xmlns:wpi="http://schemas.microsoft.com/office/word/2010/wordprocessingInk" xmlns:wne="http://schemas.microsoft.com/office/word/2006/wordml" xmlns:wps="http://schemas.microsoft.com/office/word/2010/wordprocessingShape" mc:Ignorable="w14 w15 w16se w16cid w16 w16cex w16sdtdh w16sdtfl w16du wp14">
   <w:p>
     <w:pPr>
       <w:spacing w:line="14" w:lineRule="auto"/>
@@ -6275,7 +6279,7 @@
 </file>
 
 <file path=word/footnotes.xml><?xml version="1.0" encoding="utf-8"?>
-<w:footnotes xmlns:wpc="http://schemas.microsoft.com/office/word/2010/wordprocessingCanvas" xmlns:cx="http://schemas.microsoft.com/office/drawing/2014/chartex" xmlns:cx1="http://schemas.microsoft.com/office/drawing/2015/9/8/chartex" xmlns:cx2="http://schemas.microsoft.com/office/drawing/2015/10/21/chartex" xmlns:cx3="http://schemas.microsoft.com/office/drawing/2016/5/9/chartex" xmlns:cx4="http://schemas.microsoft.com/office/drawing/2016/5/10/chartex" xmlns:cx5="http://schemas.microsoft.com/office/drawing/2016/5/11/chartex" xmlns:cx6="http://schemas.microsoft.com/office/drawing/2016/5/12/chartex" xmlns:cx7="http://schemas.microsoft.com/office/drawing/2016/5/13/chartex" xmlns:cx8="http://schemas.microsoft.com/office/drawing/2016/5/14/chartex" xmlns:mc="http://schemas.openxmlformats.org/markup-compatibility/2006" xmlns:aink="http://schemas.microsoft.com/office/drawing/2016/ink" xmlns:am3d="http://schemas.microsoft.com/office/drawing/2017/model3d" xmlns:o="urn:schemas-microsoft-com:office:office" xmlns:oel="http://schemas.microsoft.com/office/2019/extlst" xmlns:r="http://schemas.openxmlformats.org/officeDocument/2006/relationships" xmlns:m="http://schemas.openxmlformats.org/officeDocument/2006/math" xmlns:v="urn:schemas-microsoft-com:vml" xmlns:wp14="http://schemas.microsoft.com/office/word/2010/wordprocessingDrawing" xmlns:wp="http://schemas.openxmlformats.org/drawingml/2006/wordprocessingDrawing" xmlns:w10="urn:schemas-microsoft-com:office:word" xmlns:w="http://schemas.openxmlformats.org/wordprocessingml/2006/main" xmlns:w14="http://schemas.microsoft.com/office/word/2010/wordml" xmlns:w15="http://schemas.microsoft.com/office/word/2012/wordml" xmlns:w16cex="http://schemas.microsoft.com/office/word/2018/wordml/cex" xmlns:w16cid="http://schemas.microsoft.com/office/word/2016/wordml/cid" xmlns:w16="http://schemas.microsoft.com/office/word/2018/wordml" xmlns:w16sdtdh="http://schemas.microsoft.com/office/word/2020/wordml/sdtdatahash" xmlns:w16se="http://schemas.microsoft.com/office/word/2015/wordml/symex" xmlns:wpg="http://schemas.microsoft.com/office/word/2010/wordprocessingGroup" xmlns:wpi="http://schemas.microsoft.com/office/word/2010/wordprocessingInk" xmlns:wne="http://schemas.microsoft.com/office/word/2006/wordml" xmlns:wps="http://schemas.microsoft.com/office/word/2010/wordprocessingShape" mc:Ignorable="w14 w15 w16se w16cid w16 w16cex w16sdtdh wp14">
+<w:footnotes xmlns:wpc="http://schemas.microsoft.com/office/word/2010/wordprocessingCanvas" xmlns:cx="http://schemas.microsoft.com/office/drawing/2014/chartex" xmlns:cx1="http://schemas.microsoft.com/office/drawing/2015/9/8/chartex" xmlns:cx2="http://schemas.microsoft.com/office/drawing/2015/10/21/chartex" xmlns:cx3="http://schemas.microsoft.com/office/drawing/2016/5/9/chartex" xmlns:cx4="http://schemas.microsoft.com/office/drawing/2016/5/10/chartex" xmlns:cx5="http://schemas.microsoft.com/office/drawing/2016/5/11/chartex" xmlns:cx6="http://schemas.microsoft.com/office/drawing/2016/5/12/chartex" xmlns:cx7="http://schemas.microsoft.com/office/drawing/2016/5/13/chartex" xmlns:cx8="http://schemas.microsoft.com/office/drawing/2016/5/14/chartex" xmlns:mc="http://schemas.openxmlformats.org/markup-compatibility/2006" xmlns:aink="http://schemas.microsoft.com/office/drawing/2016/ink" xmlns:am3d="http://schemas.microsoft.com/office/drawing/2017/model3d" xmlns:o="urn:schemas-microsoft-com:office:office" xmlns:oel="http://schemas.microsoft.com/office/2019/extlst" xmlns:r="http://schemas.openxmlformats.org/officeDocument/2006/relationships" xmlns:m="http://schemas.openxmlformats.org/officeDocument/2006/math" xmlns:v="urn:schemas-microsoft-com:vml" xmlns:wp14="http://schemas.microsoft.com/office/word/2010/wordprocessingDrawing" xmlns:wp="http://schemas.openxmlformats.org/drawingml/2006/wordprocessingDrawing" xmlns:w10="urn:schemas-microsoft-com:office:word" xmlns:w="http://schemas.openxmlformats.org/wordprocessingml/2006/main" xmlns:w14="http://schemas.microsoft.com/office/word/2010/wordml" xmlns:w15="http://schemas.microsoft.com/office/word/2012/wordml" xmlns:w16cex="http://schemas.microsoft.com/office/word/2018/wordml/cex" xmlns:w16cid="http://schemas.microsoft.com/office/word/2016/wordml/cid" xmlns:w16="http://schemas.microsoft.com/office/word/2018/wordml" xmlns:w16du="http://schemas.microsoft.com/office/word/2023/wordml/word16du" xmlns:w16sdtdh="http://schemas.microsoft.com/office/word/2020/wordml/sdtdatahash" xmlns:w16sdtfl="http://schemas.microsoft.com/office/word/2024/wordml/sdtformatlock" xmlns:w16se="http://schemas.microsoft.com/office/word/2015/wordml/symex" xmlns:wpg="http://schemas.microsoft.com/office/word/2010/wordprocessingGroup" xmlns:wpi="http://schemas.microsoft.com/office/word/2010/wordprocessingInk" xmlns:wne="http://schemas.microsoft.com/office/word/2006/wordml" xmlns:wps="http://schemas.microsoft.com/office/word/2010/wordprocessingShape" mc:Ignorable="w14 w15 w16se w16cid w16 w16cex w16sdtdh w16sdtfl w16du wp14">
   <w:footnote w:type="separator" w:id="-1">
     <w:p>
       <w:r>
@@ -6294,7 +6298,7 @@
 </file>
 
 <file path=word/numbering.xml><?xml version="1.0" encoding="utf-8"?>
-<w:numbering xmlns:wpc="http://schemas.microsoft.com/office/word/2010/wordprocessingCanvas" xmlns:cx="http://schemas.microsoft.com/office/drawing/2014/chartex" xmlns:cx1="http://schemas.microsoft.com/office/drawing/2015/9/8/chartex" xmlns:cx2="http://schemas.microsoft.com/office/drawing/2015/10/21/chartex" xmlns:cx3="http://schemas.microsoft.com/office/drawing/2016/5/9/chartex" xmlns:cx4="http://schemas.microsoft.com/office/drawing/2016/5/10/chartex" xmlns:cx5="http://schemas.microsoft.com/office/drawing/2016/5/11/chartex" xmlns:cx6="http://schemas.microsoft.com/office/drawing/2016/5/12/chartex" xmlns:cx7="http://schemas.microsoft.com/office/drawing/2016/5/13/chartex" xmlns:cx8="http://schemas.microsoft.com/office/drawing/2016/5/14/chartex" xmlns:mc="http://schemas.openxmlformats.org/markup-compatibility/2006" xmlns:aink="http://schemas.microsoft.com/office/drawing/2016/ink" xmlns:am3d="http://schemas.microsoft.com/office/drawing/2017/model3d" xmlns:o="urn:schemas-microsoft-com:office:office" xmlns:oel="http://schemas.microsoft.com/office/2019/extlst" xmlns:r="http://schemas.openxmlformats.org/officeDocument/2006/relationships" xmlns:m="http://schemas.openxmlformats.org/officeDocument/2006/math" xmlns:v="urn:schemas-microsoft-com:vml" xmlns:wp14="http://schemas.microsoft.com/office/word/2010/wordprocessingDrawing" xmlns:wp="http://schemas.openxmlformats.org/drawingml/2006/wordprocessingDrawing" xmlns:w10="urn:schemas-microsoft-com:office:word" xmlns:w="http://schemas.openxmlformats.org/wordprocessingml/2006/main" xmlns:w14="http://schemas.microsoft.com/office/word/2010/wordml" xmlns:w15="http://schemas.microsoft.com/office/word/2012/wordml" xmlns:w16cex="http://schemas.microsoft.com/office/word/2018/wordml/cex" xmlns:w16cid="http://schemas.microsoft.com/office/word/2016/wordml/cid" xmlns:w16="http://schemas.microsoft.com/office/word/2018/wordml" xmlns:w16sdtdh="http://schemas.microsoft.com/office/word/2020/wordml/sdtdatahash" xmlns:w16se="http://schemas.microsoft.com/office/word/2015/wordml/symex" xmlns:wpg="http://schemas.microsoft.com/office/word/2010/wordprocessingGroup" xmlns:wpi="http://schemas.microsoft.com/office/word/2010/wordprocessingInk" xmlns:wne="http://schemas.microsoft.com/office/word/2006/wordml" xmlns:wps="http://schemas.microsoft.com/office/word/2010/wordprocessingShape" mc:Ignorable="w14 w15 w16se w16cid w16 w16cex w16sdtdh wp14">
+<w:numbering xmlns:wpc="http://schemas.microsoft.com/office/word/2010/wordprocessingCanvas" xmlns:cx="http://schemas.microsoft.com/office/drawing/2014/chartex" xmlns:cx1="http://schemas.microsoft.com/office/drawing/2015/9/8/chartex" xmlns:cx2="http://schemas.microsoft.com/office/drawing/2015/10/21/chartex" xmlns:cx3="http://schemas.microsoft.com/office/drawing/2016/5/9/chartex" xmlns:cx4="http://schemas.microsoft.com/office/drawing/2016/5/10/chartex" xmlns:cx5="http://schemas.microsoft.com/office/drawing/2016/5/11/chartex" xmlns:cx6="http://schemas.microsoft.com/office/drawing/2016/5/12/chartex" xmlns:cx7="http://schemas.microsoft.com/office/drawing/2016/5/13/chartex" xmlns:cx8="http://schemas.microsoft.com/office/drawing/2016/5/14/chartex" xmlns:mc="http://schemas.openxmlformats.org/markup-compatibility/2006" xmlns:aink="http://schemas.microsoft.com/office/drawing/2016/ink" xmlns:am3d="http://schemas.microsoft.com/office/drawing/2017/model3d" xmlns:o="urn:schemas-microsoft-com:office:office" xmlns:oel="http://schemas.microsoft.com/office/2019/extlst" xmlns:r="http://schemas.openxmlformats.org/officeDocument/2006/relationships" xmlns:m="http://schemas.openxmlformats.org/officeDocument/2006/math" xmlns:v="urn:schemas-microsoft-com:vml" xmlns:wp14="http://schemas.microsoft.com/office/word/2010/wordprocessingDrawing" xmlns:wp="http://schemas.openxmlformats.org/drawingml/2006/wordprocessingDrawing" xmlns:w10="urn:schemas-microsoft-com:office:word" xmlns:w="http://schemas.openxmlformats.org/wordprocessingml/2006/main" xmlns:w14="http://schemas.microsoft.com/office/word/2010/wordml" xmlns:w15="http://schemas.microsoft.com/office/word/2012/wordml" xmlns:w16cex="http://schemas.microsoft.com/office/word/2018/wordml/cex" xmlns:w16cid="http://schemas.microsoft.com/office/word/2016/wordml/cid" xmlns:w16="http://schemas.microsoft.com/office/word/2018/wordml" xmlns:w16du="http://schemas.microsoft.com/office/word/2023/wordml/word16du" xmlns:w16sdtdh="http://schemas.microsoft.com/office/word/2020/wordml/sdtdatahash" xmlns:w16sdtfl="http://schemas.microsoft.com/office/word/2024/wordml/sdtformatlock" xmlns:w16se="http://schemas.microsoft.com/office/word/2015/wordml/symex" xmlns:wpg="http://schemas.microsoft.com/office/word/2010/wordprocessingGroup" xmlns:wpi="http://schemas.microsoft.com/office/word/2010/wordprocessingInk" xmlns:wne="http://schemas.microsoft.com/office/word/2006/wordml" xmlns:wps="http://schemas.microsoft.com/office/word/2010/wordprocessingShape" mc:Ignorable="w14 w15 w16se w16cid w16 w16cex w16sdtdh w16sdtfl w16du wp14">
   <w:abstractNum w:abstractNumId="0" w15:restartNumberingAfterBreak="0">
     <w:nsid w:val="292B0D94"/>
     <w:multiLevelType w:val="hybridMultilevel"/>
@@ -6963,7 +6967,7 @@
 </file>
 
 <file path=word/styles.xml><?xml version="1.0" encoding="utf-8"?>
-<w:styles xmlns:mc="http://schemas.openxmlformats.org/markup-compatibility/2006" xmlns:r="http://schemas.openxmlformats.org/officeDocument/2006/relationships" xmlns:w="http://schemas.openxmlformats.org/wordprocessingml/2006/main" xmlns:w14="http://schemas.microsoft.com/office/word/2010/wordml" xmlns:w15="http://schemas.microsoft.com/office/word/2012/wordml" xmlns:w16cex="http://schemas.microsoft.com/office/word/2018/wordml/cex" xmlns:w16cid="http://schemas.microsoft.com/office/word/2016/wordml/cid" xmlns:w16="http://schemas.microsoft.com/office/word/2018/wordml" xmlns:w16sdtdh="http://schemas.microsoft.com/office/word/2020/wordml/sdtdatahash" xmlns:w16se="http://schemas.microsoft.com/office/word/2015/wordml/symex" mc:Ignorable="w14 w15 w16se w16cid w16 w16cex w16sdtdh">
+<w:styles xmlns:mc="http://schemas.openxmlformats.org/markup-compatibility/2006" xmlns:r="http://schemas.openxmlformats.org/officeDocument/2006/relationships" xmlns:w="http://schemas.openxmlformats.org/wordprocessingml/2006/main" xmlns:w14="http://schemas.microsoft.com/office/word/2010/wordml" xmlns:w15="http://schemas.microsoft.com/office/word/2012/wordml" xmlns:w16cex="http://schemas.microsoft.com/office/word/2018/wordml/cex" xmlns:w16cid="http://schemas.microsoft.com/office/word/2016/wordml/cid" xmlns:w16="http://schemas.microsoft.com/office/word/2018/wordml" xmlns:w16du="http://schemas.microsoft.com/office/word/2023/wordml/word16du" xmlns:w16sdtdh="http://schemas.microsoft.com/office/word/2020/wordml/sdtdatahash" xmlns:w16sdtfl="http://schemas.microsoft.com/office/word/2024/wordml/sdtformatlock" xmlns:w16se="http://schemas.microsoft.com/office/word/2015/wordml/symex" mc:Ignorable="w14 w15 w16se w16cid w16 w16cex w16sdtdh w16sdtfl w16du">
   <w:docDefaults>
     <w:rPrDefault>
       <w:rPr>
@@ -7364,13 +7368,13 @@
       <w:lang w:val="es-MX"/>
     </w:rPr>
   </w:style>
-  <w:style w:type="character" w:default="1" w:styleId="DefaultParagraphFont">
+  <w:style w:type="character" w:default="1" w:styleId="Fuentedeprrafopredeter">
     <w:name w:val="Default Paragraph Font"/>
     <w:uiPriority w:val="1"/>
     <w:semiHidden/>
     <w:unhideWhenUsed/>
   </w:style>
-  <w:style w:type="table" w:default="1" w:styleId="TableNormal">
+  <w:style w:type="table" w:default="1" w:styleId="Tablanormal">
     <w:name w:val="Normal Table"/>
     <w:uiPriority w:val="99"/>
     <w:semiHidden/>
@@ -7385,7 +7389,7 @@
       </w:tblCellMar>
     </w:tblPr>
   </w:style>
-  <w:style w:type="numbering" w:default="1" w:styleId="NoList">
+  <w:style w:type="numbering" w:default="1" w:styleId="Sinlista">
     <w:name w:val="No List"/>
     <w:uiPriority w:val="99"/>
     <w:semiHidden/>
@@ -7407,7 +7411,7 @@
       </w:tblCellMar>
     </w:tblPr>
   </w:style>
-  <w:style w:type="paragraph" w:styleId="BodyText">
+  <w:style w:type="paragraph" w:styleId="Textoindependiente">
     <w:name w:val="Body Text"/>
     <w:basedOn w:val="Normal"/>
     <w:uiPriority w:val="1"/>
@@ -7421,7 +7425,7 @@
       <w:szCs w:val="24"/>
     </w:rPr>
   </w:style>
-  <w:style w:type="paragraph" w:styleId="ListParagraph">
+  <w:style w:type="paragraph" w:styleId="Prrafodelista">
     <w:name w:val="List Paragraph"/>
     <w:basedOn w:val="Normal"/>
     <w:uiPriority w:val="1"/>
@@ -7433,10 +7437,10 @@
     <w:uiPriority w:val="1"/>
     <w:qFormat/>
   </w:style>
-  <w:style w:type="paragraph" w:styleId="Header">
+  <w:style w:type="paragraph" w:styleId="Encabezado">
     <w:name w:val="header"/>
     <w:basedOn w:val="Normal"/>
-    <w:link w:val="HeaderChar"/>
+    <w:link w:val="EncabezadoCar"/>
     <w:uiPriority w:val="99"/>
     <w:unhideWhenUsed/>
     <w:rsid w:val="00D636C8"/>
@@ -7447,17 +7451,17 @@
       </w:tabs>
     </w:pPr>
   </w:style>
-  <w:style w:type="character" w:customStyle="1" w:styleId="HeaderChar">
-    <w:name w:val="Header Char"/>
-    <w:basedOn w:val="DefaultParagraphFont"/>
-    <w:link w:val="Header"/>
+  <w:style w:type="character" w:customStyle="1" w:styleId="EncabezadoCar">
+    <w:name w:val="Encabezado Car"/>
+    <w:basedOn w:val="Fuentedeprrafopredeter"/>
+    <w:link w:val="Encabezado"/>
     <w:uiPriority w:val="99"/>
     <w:rsid w:val="00D636C8"/>
   </w:style>
-  <w:style w:type="paragraph" w:styleId="Footer">
+  <w:style w:type="paragraph" w:styleId="Piedepgina">
     <w:name w:val="footer"/>
     <w:basedOn w:val="Normal"/>
-    <w:link w:val="FooterChar"/>
+    <w:link w:val="PiedepginaCar"/>
     <w:uiPriority w:val="99"/>
     <w:unhideWhenUsed/>
     <w:rsid w:val="00D636C8"/>
@@ -7468,10 +7472,10 @@
       </w:tabs>
     </w:pPr>
   </w:style>
-  <w:style w:type="character" w:customStyle="1" w:styleId="FooterChar">
-    <w:name w:val="Footer Char"/>
-    <w:basedOn w:val="DefaultParagraphFont"/>
-    <w:link w:val="Footer"/>
+  <w:style w:type="character" w:customStyle="1" w:styleId="PiedepginaCar">
+    <w:name w:val="Pie de página Car"/>
+    <w:basedOn w:val="Fuentedeprrafopredeter"/>
+    <w:link w:val="Piedepgina"/>
     <w:uiPriority w:val="99"/>
     <w:rsid w:val="00D636C8"/>
   </w:style>

--- a/Calendario2026/Ejercicios/6_Subredes/Ejercicio6_VLSM.docx
+++ b/Calendario2026/Ejercicios/6_Subredes/Ejercicio6_VLSM.docx
@@ -169,7 +169,7 @@
                                     </pic:cNvPicPr>
                                   </pic:nvPicPr>
                                   <pic:blipFill>
-                                    <a:blip r:embed="rId7">
+                                    <a:blip r:embed="rId8">
                                       <a:extLst>
                                         <a:ext uri="{28A0092B-C50C-407E-A947-70E740481C1C}">
                                           <a14:useLocalDpi xmlns:a14="http://schemas.microsoft.com/office/drawing/2010/main" val="0"/>
@@ -1272,7 +1272,7 @@
                     <pic:cNvPicPr/>
                   </pic:nvPicPr>
                   <pic:blipFill>
-                    <a:blip r:embed="rId8"/>
+                    <a:blip r:embed="rId9"/>
                     <a:stretch>
                       <a:fillRect/>
                     </a:stretch>
@@ -1345,270 +1345,7 @@
     </w:p>
     <w:p>
       <w:pPr>
-        <w:pStyle w:val="Prrafodelista"/>
-        <w:numPr>
-          <w:ilvl w:val="0"/>
-          <w:numId w:val="6"/>
-        </w:numPr>
-        <w:spacing w:after="120" w:line="300" w:lineRule="exact"/>
-        <w:jc w:val="both"/>
-        <w:rPr>
-          <w:rFonts w:ascii="Arial" w:eastAsia="Times New Roman" w:hAnsi="Arial" w:cs="Arial"/>
-          <w:sz w:val="20"/>
-          <w:szCs w:val="20"/>
-        </w:rPr>
-      </w:pPr>
-      <w:r>
-        <w:rPr>
-          <w:rFonts w:ascii="Arial" w:eastAsia="Times New Roman" w:hAnsi="Arial" w:cs="Arial"/>
-          <w:sz w:val="20"/>
-          <w:szCs w:val="20"/>
-        </w:rPr>
-        <w:t>E</w:t>
-      </w:r>
-      <w:r>
-        <w:rPr>
-          <w:rFonts w:ascii="Arial" w:eastAsia="Times New Roman" w:hAnsi="Arial" w:cs="Arial"/>
-          <w:sz w:val="20"/>
-          <w:szCs w:val="20"/>
-        </w:rPr>
-        <w:t>xaminar los requisitos de la red.</w:t>
-      </w:r>
-    </w:p>
-    <w:p>
-      <w:pPr>
-        <w:pStyle w:val="Prrafodelista"/>
-        <w:numPr>
-          <w:ilvl w:val="0"/>
-          <w:numId w:val="5"/>
-        </w:numPr>
-        <w:spacing w:line="300" w:lineRule="exact"/>
-        <w:ind w:hanging="244"/>
-        <w:jc w:val="both"/>
-        <w:rPr>
-          <w:rFonts w:ascii="Arial" w:eastAsia="Times New Roman" w:hAnsi="Arial" w:cs="Arial"/>
-          <w:sz w:val="20"/>
-          <w:szCs w:val="20"/>
-        </w:rPr>
-      </w:pPr>
-      <w:r>
-        <w:rPr>
-          <w:rFonts w:ascii="Arial" w:eastAsia="Times New Roman" w:hAnsi="Arial" w:cs="Arial"/>
-          <w:sz w:val="20"/>
-          <w:szCs w:val="20"/>
-        </w:rPr>
-        <w:t>¿Cuántas subredes se necesitan? _____</w:t>
-      </w:r>
-    </w:p>
-    <w:p>
-      <w:pPr>
-        <w:pStyle w:val="Prrafodelista"/>
-        <w:numPr>
-          <w:ilvl w:val="0"/>
-          <w:numId w:val="5"/>
-        </w:numPr>
-        <w:spacing w:line="300" w:lineRule="exact"/>
-        <w:ind w:hanging="244"/>
-        <w:jc w:val="both"/>
-        <w:rPr>
-          <w:rFonts w:ascii="Arial" w:eastAsia="Times New Roman" w:hAnsi="Arial" w:cs="Arial"/>
-          <w:sz w:val="20"/>
-          <w:szCs w:val="20"/>
-        </w:rPr>
-      </w:pPr>
-      <w:r>
-        <w:rPr>
-          <w:rFonts w:ascii="Arial" w:eastAsia="Times New Roman" w:hAnsi="Arial" w:cs="Arial"/>
-          <w:sz w:val="20"/>
-          <w:szCs w:val="20"/>
-        </w:rPr>
-        <w:t>¿Cuál es el número total de direcciones IP que se necesitan? ______</w:t>
-      </w:r>
-    </w:p>
-    <w:p>
-      <w:pPr>
-        <w:pStyle w:val="Prrafodelista"/>
-        <w:numPr>
-          <w:ilvl w:val="0"/>
-          <w:numId w:val="5"/>
-        </w:numPr>
-        <w:spacing w:line="300" w:lineRule="exact"/>
-        <w:ind w:hanging="244"/>
-        <w:jc w:val="both"/>
-        <w:rPr>
-          <w:rFonts w:ascii="Arial" w:eastAsia="Times New Roman" w:hAnsi="Arial" w:cs="Arial"/>
-          <w:sz w:val="20"/>
-          <w:szCs w:val="20"/>
-        </w:rPr>
-      </w:pPr>
-      <w:proofErr w:type="gramStart"/>
-      <w:r>
-        <w:rPr>
-          <w:rFonts w:ascii="Arial" w:eastAsia="Times New Roman" w:hAnsi="Arial" w:cs="Arial"/>
-          <w:sz w:val="20"/>
-          <w:szCs w:val="20"/>
-        </w:rPr>
-        <w:t xml:space="preserve">¿Cuál es el número total de direcciones IP que están disponibles en la red </w:t>
-      </w:r>
-      <w:r>
-        <w:rPr>
-          <w:rFonts w:ascii="Arial" w:hAnsi="Arial" w:cs="Arial"/>
-          <w:b/>
-          <w:bCs/>
-          <w:sz w:val="20"/>
-          <w:szCs w:val="20"/>
-        </w:rPr>
-        <w:t>175</w:t>
-      </w:r>
-      <w:r>
-        <w:rPr>
-          <w:rFonts w:ascii="Arial" w:hAnsi="Arial" w:cs="Arial"/>
-          <w:b/>
-          <w:bCs/>
-          <w:sz w:val="20"/>
-          <w:szCs w:val="20"/>
-        </w:rPr>
-        <w:t>.</w:t>
-      </w:r>
-      <w:proofErr w:type="gramEnd"/>
-      <w:r>
-        <w:rPr>
-          <w:rFonts w:ascii="Arial" w:hAnsi="Arial" w:cs="Arial"/>
-          <w:b/>
-          <w:bCs/>
-          <w:sz w:val="20"/>
-          <w:szCs w:val="20"/>
-        </w:rPr>
-        <w:t>8.</w:t>
-      </w:r>
-      <w:r>
-        <w:rPr>
-          <w:rFonts w:ascii="Arial" w:hAnsi="Arial" w:cs="Arial"/>
-          <w:b/>
-          <w:bCs/>
-          <w:sz w:val="20"/>
-          <w:szCs w:val="20"/>
-        </w:rPr>
-        <w:t>6</w:t>
-      </w:r>
-      <w:r>
-        <w:rPr>
-          <w:rFonts w:ascii="Arial" w:hAnsi="Arial" w:cs="Arial"/>
-          <w:b/>
-          <w:bCs/>
-          <w:sz w:val="20"/>
-          <w:szCs w:val="20"/>
-        </w:rPr>
-        <w:t>4</w:t>
-      </w:r>
-      <w:r>
-        <w:rPr>
-          <w:rFonts w:ascii="Arial" w:hAnsi="Arial" w:cs="Arial"/>
-          <w:b/>
-          <w:bCs/>
-          <w:sz w:val="20"/>
-          <w:szCs w:val="20"/>
-        </w:rPr>
-        <w:t>.0 /</w:t>
-      </w:r>
-      <w:r>
-        <w:rPr>
-          <w:rFonts w:ascii="Arial" w:hAnsi="Arial" w:cs="Arial"/>
-          <w:b/>
-          <w:bCs/>
-          <w:sz w:val="20"/>
-          <w:szCs w:val="20"/>
-        </w:rPr>
-        <w:t>18</w:t>
-      </w:r>
-      <w:r>
-        <w:rPr>
-          <w:rFonts w:ascii="Arial" w:hAnsi="Arial" w:cs="Arial"/>
-          <w:b/>
-          <w:bCs/>
-          <w:sz w:val="20"/>
-          <w:szCs w:val="20"/>
-        </w:rPr>
-        <w:t>?</w:t>
-      </w:r>
-      <w:r>
-        <w:rPr>
-          <w:rFonts w:ascii="Arial" w:eastAsia="Times New Roman" w:hAnsi="Arial" w:cs="Arial"/>
-          <w:sz w:val="20"/>
-          <w:szCs w:val="20"/>
-        </w:rPr>
-        <w:t xml:space="preserve"> _______</w:t>
-      </w:r>
-    </w:p>
-    <w:p>
-      <w:pPr>
-        <w:pStyle w:val="Prrafodelista"/>
-        <w:numPr>
-          <w:ilvl w:val="0"/>
-          <w:numId w:val="5"/>
-        </w:numPr>
-        <w:spacing w:line="300" w:lineRule="exact"/>
-        <w:ind w:hanging="244"/>
-        <w:jc w:val="both"/>
-        <w:rPr>
-          <w:rFonts w:ascii="Arial" w:eastAsia="Times New Roman" w:hAnsi="Arial" w:cs="Arial"/>
-          <w:sz w:val="20"/>
-          <w:szCs w:val="20"/>
-        </w:rPr>
-      </w:pPr>
-      <w:proofErr w:type="gramStart"/>
-      <w:r>
-        <w:rPr>
-          <w:rFonts w:ascii="Arial" w:eastAsia="Times New Roman" w:hAnsi="Arial" w:cs="Arial"/>
-          <w:sz w:val="20"/>
-          <w:szCs w:val="20"/>
-        </w:rPr>
-        <w:t xml:space="preserve">¿Es posible cumplir con los requisitos de direccionamiento utilizando la red </w:t>
-      </w:r>
-      <w:r>
-        <w:rPr>
-          <w:rFonts w:ascii="Arial" w:eastAsia="Times New Roman" w:hAnsi="Arial" w:cs="Arial"/>
-          <w:b/>
-          <w:bCs/>
-          <w:sz w:val="20"/>
-          <w:szCs w:val="20"/>
-        </w:rPr>
-        <w:t>175.</w:t>
-      </w:r>
-      <w:proofErr w:type="gramEnd"/>
-      <w:r>
-        <w:rPr>
-          <w:rFonts w:ascii="Arial" w:eastAsia="Times New Roman" w:hAnsi="Arial" w:cs="Arial"/>
-          <w:b/>
-          <w:bCs/>
-          <w:sz w:val="20"/>
-          <w:szCs w:val="20"/>
-        </w:rPr>
-        <w:t>8.64.0/18</w:t>
-      </w:r>
-      <w:r>
-        <w:rPr>
-          <w:rFonts w:ascii="Arial" w:eastAsia="Times New Roman" w:hAnsi="Arial" w:cs="Arial"/>
-          <w:sz w:val="20"/>
-          <w:szCs w:val="20"/>
-        </w:rPr>
-        <w:t>?</w:t>
-      </w:r>
-      <w:r>
-        <w:rPr>
-          <w:rFonts w:ascii="Arial" w:eastAsia="Times New Roman" w:hAnsi="Arial" w:cs="Arial"/>
-          <w:sz w:val="20"/>
-          <w:szCs w:val="20"/>
-        </w:rPr>
-        <w:t xml:space="preserve"> _______</w:t>
-      </w:r>
-    </w:p>
-    <w:p>
-      <w:pPr>
-        <w:pStyle w:val="Prrafodelista"/>
-        <w:spacing w:line="300" w:lineRule="exact"/>
-        <w:ind w:left="590"/>
-        <w:jc w:val="both"/>
+        <w:spacing w:line="360" w:lineRule="auto"/>
         <w:rPr>
           <w:rFonts w:ascii="Arial" w:eastAsia="Times New Roman" w:hAnsi="Arial" w:cs="Arial"/>
           <w:sz w:val="20"/>
@@ -4037,6 +3774,61 @@
     </w:p>
     <w:p>
       <w:pPr>
+        <w:spacing w:line="300" w:lineRule="exact"/>
+        <w:jc w:val="both"/>
+        <w:rPr>
+          <w:rFonts w:ascii="Arial" w:eastAsia="Times New Roman" w:hAnsi="Arial" w:cs="Arial"/>
+          <w:sz w:val="20"/>
+          <w:szCs w:val="20"/>
+        </w:rPr>
+      </w:pPr>
+    </w:p>
+    <w:p>
+      <w:pPr>
+        <w:spacing w:line="300" w:lineRule="exact"/>
+        <w:jc w:val="both"/>
+        <w:rPr>
+          <w:rFonts w:ascii="Arial" w:eastAsia="Times New Roman" w:hAnsi="Arial" w:cs="Arial"/>
+          <w:sz w:val="20"/>
+          <w:szCs w:val="20"/>
+        </w:rPr>
+      </w:pPr>
+    </w:p>
+    <w:p>
+      <w:pPr>
+        <w:spacing w:line="300" w:lineRule="exact"/>
+        <w:jc w:val="both"/>
+        <w:rPr>
+          <w:rFonts w:ascii="Arial" w:eastAsia="Times New Roman" w:hAnsi="Arial" w:cs="Arial"/>
+          <w:sz w:val="20"/>
+          <w:szCs w:val="20"/>
+        </w:rPr>
+      </w:pPr>
+    </w:p>
+    <w:p>
+      <w:pPr>
+        <w:spacing w:line="300" w:lineRule="exact"/>
+        <w:jc w:val="both"/>
+        <w:rPr>
+          <w:rFonts w:ascii="Arial" w:eastAsia="Times New Roman" w:hAnsi="Arial" w:cs="Arial"/>
+          <w:sz w:val="20"/>
+          <w:szCs w:val="20"/>
+        </w:rPr>
+      </w:pPr>
+    </w:p>
+    <w:p>
+      <w:pPr>
+        <w:spacing w:line="300" w:lineRule="exact"/>
+        <w:jc w:val="both"/>
+        <w:rPr>
+          <w:rFonts w:ascii="Arial" w:eastAsia="Times New Roman" w:hAnsi="Arial" w:cs="Arial"/>
+          <w:sz w:val="20"/>
+          <w:szCs w:val="20"/>
+        </w:rPr>
+      </w:pPr>
+    </w:p>
+    <w:p>
+      <w:pPr>
         <w:pStyle w:val="Textoindependiente"/>
         <w:numPr>
           <w:ilvl w:val="0"/>
@@ -5116,6 +4908,7 @@
         <w:tc>
           <w:tcPr>
             <w:tcW w:w="1355" w:type="dxa"/>
+            <w:vMerge w:val="restart"/>
             <w:vAlign w:val="center"/>
           </w:tcPr>
           <w:p>
@@ -5221,6 +5014,7 @@
         <w:tc>
           <w:tcPr>
             <w:tcW w:w="1355" w:type="dxa"/>
+            <w:vMerge/>
             <w:vAlign w:val="center"/>
           </w:tcPr>
           <w:p>
@@ -5325,6 +5119,7 @@
         <w:tc>
           <w:tcPr>
             <w:tcW w:w="1355" w:type="dxa"/>
+            <w:vMerge w:val="restart"/>
             <w:vAlign w:val="center"/>
           </w:tcPr>
           <w:p>
@@ -5433,6 +5228,7 @@
         <w:tc>
           <w:tcPr>
             <w:tcW w:w="1355" w:type="dxa"/>
+            <w:vMerge/>
             <w:vAlign w:val="center"/>
           </w:tcPr>
           <w:p>
@@ -5528,6 +5324,7 @@
         <w:tc>
           <w:tcPr>
             <w:tcW w:w="1355" w:type="dxa"/>
+            <w:vMerge/>
             <w:vAlign w:val="center"/>
           </w:tcPr>
           <w:p>
@@ -5625,6 +5422,7 @@
         <w:tc>
           <w:tcPr>
             <w:tcW w:w="1355" w:type="dxa"/>
+            <w:vMerge/>
             <w:vAlign w:val="center"/>
           </w:tcPr>
           <w:p>
@@ -5731,6 +5529,7 @@
         <w:tc>
           <w:tcPr>
             <w:tcW w:w="1355" w:type="dxa"/>
+            <w:vMerge w:val="restart"/>
             <w:vAlign w:val="center"/>
           </w:tcPr>
           <w:p>
@@ -5840,6 +5639,7 @@
         <w:tc>
           <w:tcPr>
             <w:tcW w:w="1355" w:type="dxa"/>
+            <w:vMerge/>
             <w:vAlign w:val="center"/>
           </w:tcPr>
           <w:p>
@@ -5935,6 +5735,7 @@
         <w:tc>
           <w:tcPr>
             <w:tcW w:w="1355" w:type="dxa"/>
+            <w:vMerge/>
             <w:vAlign w:val="center"/>
           </w:tcPr>
           <w:p>
@@ -6030,6 +5831,8 @@
         <w:tc>
           <w:tcPr>
             <w:tcW w:w="1355" w:type="dxa"/>
+            <w:vMerge w:val="restart"/>
+            <w:vAlign w:val="center"/>
           </w:tcPr>
           <w:p>
             <w:pPr>
@@ -6136,6 +5939,7 @@
         <w:tc>
           <w:tcPr>
             <w:tcW w:w="1355" w:type="dxa"/>
+            <w:vMerge/>
           </w:tcPr>
           <w:p>
             <w:pPr>
@@ -6235,7 +6039,7 @@
       </w:pPr>
     </w:p>
     <w:sectPr>
-      <w:footerReference w:type="default" r:id="rId9"/>
+      <w:footerReference w:type="default" r:id="rId10"/>
       <w:pgSz w:w="15840" w:h="12240" w:orient="landscape"/>
       <w:pgMar w:top="500" w:right="940" w:bottom="426" w:left="1140" w:header="0" w:footer="959" w:gutter="0"/>
       <w:cols w:space="720"/>
